--- a/strategia-sindicos/calendarios-editoriais/Calendario_Editorial_Strategia_Outubro2026.docx
+++ b/strategia-sindicos/calendarios-editoriais/Calendario_Editorial_Strategia_Outubro2026.docx
@@ -25,7 +25,7 @@
         <w:rPr>
           <w:b w:val="0"/>
         </w:rPr>
-        <w:t>● OUTUBRO — Datas: 02/10 (Sex) · 07/10 (Qua) · 09/10 (Sex) · 12/10 (Seg — Dia das Crianças) · 16/10 (Sex) · 21/10 (Qua) · 23/10 (Sex) · 28/10 (Qua) · 30/10 (Sex)</w:t>
+        <w:t>● OUTUBRO — Datas: 02/10 (Sex) · 07/10 (Qua) · 12/10 (Seg — Dia das Crianças) · 16/10 (Sex) · 21/10 (Qua) · 23/10 (Sex) · 28/10 (Qua) · 30/10 (Sex)</w:t>
       </w:r>
     </w:p>
     <w:p>
@@ -34,7 +34,7 @@
         <w:rPr>
           <w:b w:val="0"/>
         </w:rPr>
-        <w:t>Nota: Outubro mantém a cadência de quarta/sexta, com uma exceção: a semana do Dia das Crianças (12/10, feriado nacional e Nossa Senhora Aparecida) substitui o post de quarta (que seria 14/10) por um post na própria segunda-feira, dia 12. Seguindo o pedido da cliente, a pegada mais descontraída de setembro continua em outubro: pelo menos 3 posts com tom humorado (09/10, 21/10 e 30/10), intercalados com conteúdo mais sério/educativo nos demais dias. O mês abre com um arco narrativo sobre assembleias (02, 07 e 09/10) — outubro é mês de assembleia em muitos condomínios, e é o gancho perfeito pra reforçar "ainda dá tempo de conhecer a Strategia antes da sua". Os dias 23/10 e 28/10 reaproveitam os roteiros "Pode / Não pode" (Partes 3 e 2) que já estavam reservados no banco de roteiros de setembro. O mês fecha com um post de Halloween do síndico em 30/10. Datas extras que podem entrar num próximo ajuste, se fizer sentido: Outubro Rosa (mês inteiro, campanha de conscientização — pode virar um post institucional/leve) e Dia Mundial da Poupança (31/10, cai num sábado este ano — encaixa bem com o tema de fundo de reserva/economia do condomínio).</w:t>
+        <w:t>Nota: Calendário revisado após os ajustes da cliente. O post de 09/10 foi retirado (vídeo inviável de gravar). O carrossel de assembleia ganhou mais profundidade e passou de 02/10 para 07/10; o antigo carrossel de 07/10 ("motivos pra conhecer a Strategia") foi remanejado para 21/10, no lugar do post de humor que estava ali. O conteúdo de 28/10 (que estava muito parecido com o de 23/10) foi movido para o calendário de novembro, e um novo tema entrou no lugar. O Halloween do síndico (30/10) virou carrossel em vez de vídeo. Os dias 16/10 e 23/10 agora têm um "Plano B" em formato estático, caso não seja possível gravar o vídeo. Datas extras que podem entrar num próximo ajuste, se fizer sentido: Outubro Rosa (mês inteiro, campanha de conscientização — post institucional/leve) e Dia Mundial da Poupança (31/10, cai num sábado este ano — combina com o tema de fundo de reserva/economia do condomínio).</w:t>
       </w:r>
     </w:p>
     <w:p>
@@ -51,7 +51,195 @@
         <w:rPr>
           <w:b w:val="0"/>
         </w:rPr>
-        <w:t>Objetivo: Educar / gerar urgência de decisão consciente antes da assembleia</w:t>
+        <w:t>Referência: peça já pronta (imagem em anexo/abaixo), enviada pela cliente</w:t>
+      </w:r>
+    </w:p>
+    <w:p>
+      <w:pPr/>
+      <w:r>
+        <w:rPr>
+          <w:b w:val="0"/>
+        </w:rPr>
+        <w:t>Objetivo: Educar de forma rápida e direta / autoridade técnica, formato pergunta e resposta</w:t>
+      </w:r>
+    </w:p>
+    <w:p>
+      <w:pPr/>
+      <w:r>
+        <w:rPr>
+          <w:b w:val="0"/>
+        </w:rPr>
+        <w:t>Temática macro: Moradores do condomínio podem fazer churrasco na sacada?</w:t>
+      </w:r>
+    </w:p>
+    <w:p>
+      <w:pPr/>
+      <w:r>
+        <w:rPr>
+          <w:b w:val="0"/>
+        </w:rPr>
+        <w:t>Eixo: Dor: dúvida comum e mal resolvida no dia a dia do condomínio · Desejo: resposta clara e com respaldo na convenção</w:t>
+      </w:r>
+    </w:p>
+    <w:p>
+      <w:pPr/>
+      <w:r>
+        <w:rPr>
+          <w:b/>
+        </w:rPr>
+        <w:t>Conteúdo do post</w:t>
+      </w:r>
+    </w:p>
+    <w:p>
+      <w:pPr/>
+      <w:r>
+        <w:rPr>
+          <w:b w:val="0"/>
+        </w:rPr>
+        <w:t>Formato: post estático (imagem já pronta — imagem abaixo)</w:t>
+      </w:r>
+    </w:p>
+    <w:p>
+      <w:r>
+        <w:drawing>
+          <wp:inline xmlns:a="http://schemas.openxmlformats.org/drawingml/2006/main" xmlns:pic="http://schemas.openxmlformats.org/drawingml/2006/picture">
+            <wp:extent cx="2377440" cy="2971800"/>
+            <wp:docPr id="1" name="Picture 1"/>
+            <wp:cNvGraphicFramePr>
+              <a:graphicFrameLocks noChangeAspect="1"/>
+            </wp:cNvGraphicFramePr>
+            <a:graphic>
+              <a:graphicData uri="http://schemas.openxmlformats.org/drawingml/2006/picture">
+                <pic:pic>
+                  <pic:nvPicPr>
+                    <pic:cNvPr id="0" name="churrasco.png"/>
+                    <pic:cNvPicPr/>
+                  </pic:nvPicPr>
+                  <pic:blipFill>
+                    <a:blip r:embed="rId9"/>
+                    <a:stretch>
+                      <a:fillRect/>
+                    </a:stretch>
+                  </pic:blipFill>
+                  <pic:spPr>
+                    <a:xfrm>
+                      <a:off x="0" y="0"/>
+                      <a:ext cx="2377440" cy="2971800"/>
+                    </a:xfrm>
+                    <a:prstGeom prst="rect"/>
+                  </pic:spPr>
+                </pic:pic>
+              </a:graphicData>
+            </a:graphic>
+          </wp:inline>
+        </w:drawing>
+      </w:r>
+    </w:p>
+    <w:p>
+      <w:pPr/>
+      <w:r>
+        <w:rPr>
+          <w:b/>
+        </w:rPr>
+        <w:t>Legenda</w:t>
+      </w:r>
+    </w:p>
+    <w:p>
+      <w:pPr/>
+      <w:r>
+        <w:rPr>
+          <w:b w:val="0"/>
+        </w:rPr>
+        <w:t>Moradores do condomínio podem fazer churrasco na sacada?</w:t>
+      </w:r>
+    </w:p>
+    <w:p>
+      <w:pPr/>
+      <w:r>
+        <w:rPr>
+          <w:b w:val="0"/>
+        </w:rPr>
+        <w:t>Depende. Se a sacada foi projetada como "sacada gourmet" — com churrasqueira embutida, exaustão adequada e estrutura própria pra isso — geralmente pode, desde que respeitando os horários e o convívio previstos na convenção.</w:t>
+      </w:r>
+    </w:p>
+    <w:p>
+      <w:pPr/>
+      <w:r>
+        <w:rPr>
+          <w:b w:val="0"/>
+        </w:rPr>
+        <w:t>Já em sacadas comuns, sem essa estrutura, o uso de churrasqueira costuma ser proibido: risco de incêndio, fumaça incomodando outros moradores e falta de ventilação adequada.</w:t>
+      </w:r>
+    </w:p>
+    <w:p>
+      <w:pPr/>
+      <w:r>
+        <w:rPr>
+          <w:b w:val="0"/>
+        </w:rPr>
+        <w:t>Antes de acender o carvão, vale conferir o que diz a convenção do seu condomínio.</w:t>
+      </w:r>
+    </w:p>
+    <w:p>
+      <w:pPr/>
+      <w:r>
+        <w:rPr>
+          <w:b w:val="0"/>
+        </w:rPr>
+        <w:t>Comente: CONDOMÍNIO e olhe o seu direct — nossa equipe te ajuda a entender as regras do seu prédio.</w:t>
+      </w:r>
+    </w:p>
+    <w:p>
+      <w:pPr/>
+      <w:r>
+        <w:rPr>
+          <w:b/>
+        </w:rPr>
+        <w:t>Stories (sequência de 2)</w:t>
+      </w:r>
+    </w:p>
+    <w:p>
+      <w:pPr/>
+      <w:r>
+        <w:rPr>
+          <w:b w:val="0"/>
+        </w:rPr>
+        <w:t>S1: Seu condomínio já teve alguma discussão sobre churrasco na sacada? (enquete: Já, mais de uma vez / Nunca)</w:t>
+      </w:r>
+    </w:p>
+    <w:p>
+      <w:pPr/>
+      <w:r>
+        <w:rPr>
+          <w:b w:val="0"/>
+        </w:rPr>
+        <w:t>S2: A resposta completa está no post de hoje. Confere lá e comenta CONDOMÍNIO. 👆</w:t>
+      </w:r>
+    </w:p>
+    <w:p>
+      <w:pPr>
+        <w:pStyle w:val="Heading2"/>
+      </w:pPr>
+      <w:r>
+        <w:t>Quarta, 07/10</w:t>
+      </w:r>
+    </w:p>
+    <w:p>
+      <w:pPr/>
+      <w:r>
+        <w:rPr>
+          <w:b w:val="0"/>
+        </w:rPr>
+        <w:t>Referência: carrossel que estava em 02/10, aprofundado a pedido da cliente</w:t>
+      </w:r>
+    </w:p>
+    <w:p>
+      <w:pPr/>
+      <w:r>
+        <w:rPr>
+          <w:b w:val="0"/>
+        </w:rPr>
+        <w:t>Objetivo: Educa → Qualifica → Venda</w:t>
       </w:r>
     </w:p>
     <w:p>
@@ -96,7 +284,7 @@
         <w:rPr>
           <w:b w:val="0"/>
         </w:rPr>
-        <w:t>Headline: Outubro é mês de assembleia em muitos condomínios. E a decisão de hoje define a gestão do ano inteiro.</w:t>
+        <w:t>Headline: Outubro é mês de assembleia em muitos condomínios. E a decisão de hoje define a gestão do ano que vem inteirinho. O seu condomínio está preparado com uma gestão eficiente?</w:t>
       </w:r>
     </w:p>
     <w:p>
@@ -105,7 +293,7 @@
         <w:rPr>
           <w:b w:val="0"/>
         </w:rPr>
-        <w:t>Visual: prédio residencial ao entardecer, texto grande, fundo escuro.</w:t>
+        <w:t>Visual: prédio residencial ao entardecer, texto grande, fundo escuro. "Arraste para o lado para conferir."</w:t>
       </w:r>
     </w:p>
     <w:p>
@@ -132,7 +320,7 @@
         <w:rPr>
           <w:b w:val="0"/>
         </w:rPr>
-        <w:t>Grande parte dos síndicos é reconduzida no automático — porque ninguém se candidata, não porque a gestão foi boa.</w:t>
+        <w:t>Grande parte dos condomínios acaba reconduzindo, quase no automático, a gestão atual — mesmo quando ela não é eficiente ou quando os moradores não estão satisfeitos. Isso acontece por desorganização, por renovação automática sem discussão de verdade, e muitas vezes porque não apareceu nenhuma opção no mercado que justificasse a troca.</w:t>
       </w:r>
     </w:p>
     <w:p>
@@ -150,7 +338,7 @@
         <w:rPr>
           <w:b w:val="0"/>
         </w:rPr>
-        <w:t>A pergunta que vale a pena fazer antes de votar</w:t>
+        <w:t>A pergunta que vale a reflexão</w:t>
       </w:r>
     </w:p>
     <w:p>
@@ -159,7 +347,7 @@
         <w:rPr>
           <w:b w:val="0"/>
         </w:rPr>
-        <w:t>Sua gestão atual entrega transparência financeira, manutenção preventiva e resposta rápida em conflito? Ou só "vai levando"?</w:t>
+        <w:t>Sua gestão atual entrega transparência financeira, manutenção preventiva e resposta rápida a conflitos? Resolve inadimplência com profissionalismo, respeitando cada morador? Ou só funciona na base da reclamação?</w:t>
       </w:r>
     </w:p>
     <w:p>
@@ -168,7 +356,7 @@
         <w:rPr>
           <w:b w:val="0"/>
         </w:rPr>
-        <w:t>Card 4 — CTA</w:t>
+        <w:t>Card 4</w:t>
       </w:r>
     </w:p>
     <w:p>
@@ -177,7 +365,7 @@
         <w:rPr>
           <w:b w:val="0"/>
         </w:rPr>
-        <w:t>Ainda dá tempo de conhecer a Strategia antes da sua assembleia.</w:t>
+        <w:t>Se você é conselheiro ou morador e sabe que você — e outros moradores — não estão satisfeitos com a gestão atual, ainda dá tempo de conhecer a Strategia pra fazer a gestão do próximo ano do seu condomínio. Montamos uma proposta personalizada pro seu condomínio.</w:t>
       </w:r>
     </w:p>
     <w:p>
@@ -186,7 +374,25 @@
         <w:rPr>
           <w:b w:val="0"/>
         </w:rPr>
-        <w:t>Comente: ASSEMBLEIA e olhe o seu direct.</w:t>
+        <w:t>Card 5 — CTA</w:t>
+      </w:r>
+    </w:p>
+    <w:p>
+      <w:pPr/>
+      <w:r>
+        <w:rPr>
+          <w:b w:val="0"/>
+        </w:rPr>
+        <w:t>Quer saber mais? Comente: ASSEMBLEIA e vamos te passar todos os detalhes no seu direct — inclusive agendar uma conversa e montar uma proposta personalizada.</w:t>
+      </w:r>
+    </w:p>
+    <w:p>
+      <w:pPr/>
+      <w:r>
+        <w:rPr>
+          <w:b w:val="0"/>
+        </w:rPr>
+        <w:t>Ou, se preferir, fale conosco clicando no link da bio.</w:t>
       </w:r>
     </w:p>
     <w:p>
@@ -213,7 +419,7 @@
         <w:rPr>
           <w:b w:val="0"/>
         </w:rPr>
-        <w:t>Antes de renovar no automático, vale comparar: transparência, prevenção e resposta rápida são coisas que dá pra exigir.</w:t>
+        <w:t>Grande parte dos condomínios renova a gestão atual quase no automático, mesmo quando ela não é eficiente e os moradores não estão satisfeitos.</w:t>
       </w:r>
     </w:p>
     <w:p>
@@ -222,7 +428,356 @@
         <w:rPr>
           <w:b w:val="0"/>
         </w:rPr>
-        <w:t>Comente: ASSEMBLEIA e olhe o seu direct — nossa equipe vai te orientar.</w:t>
+        <w:t>Se esse é o seu caso, ainda dá tempo de conhecer a Strategia antes da sua assembleia.</w:t>
+      </w:r>
+    </w:p>
+    <w:p>
+      <w:pPr/>
+      <w:r>
+        <w:rPr>
+          <w:b w:val="0"/>
+        </w:rPr>
+        <w:t>Comente: ASSEMBLEIA e olhe o seu direct — vamos te passar todos os detalhes, agendar uma conversa e montar uma proposta personalizada. Ou fale conosco pelo link da bio.</w:t>
+      </w:r>
+    </w:p>
+    <w:p>
+      <w:pPr/>
+      <w:r>
+        <w:rPr>
+          <w:b/>
+        </w:rPr>
+        <w:t>Stories (sequência de 4)</w:t>
+      </w:r>
+    </w:p>
+    <w:p>
+      <w:pPr/>
+      <w:r>
+        <w:rPr>
+          <w:b w:val="0"/>
+        </w:rPr>
+        <w:t>S1: Sua assembleia deste ano já tem data marcada? (enquete: Já tem data / Ainda não sei)</w:t>
+      </w:r>
+    </w:p>
+    <w:p>
+      <w:pPr/>
+      <w:r>
+        <w:rPr>
+          <w:b w:val="0"/>
+        </w:rPr>
+        <w:t>S2: Grande parte dos condomínios renova a gestão no automático — mesmo insatisfeito.</w:t>
+      </w:r>
+    </w:p>
+    <w:p>
+      <w:pPr/>
+      <w:r>
+        <w:rPr>
+          <w:b w:val="0"/>
+        </w:rPr>
+        <w:t>S3: Transparência, manutenção preventiva e resposta rápida a conflitos não são luxo, são o básico.</w:t>
+      </w:r>
+    </w:p>
+    <w:p>
+      <w:pPr/>
+      <w:r>
+        <w:rPr>
+          <w:b w:val="0"/>
+        </w:rPr>
+        <w:t>S4: Ainda dá tempo de conhecer a Strategia antes da sua assembleia. Comenta ASSEMBLEIA. 👆</w:t>
+      </w:r>
+    </w:p>
+    <w:p>
+      <w:pPr>
+        <w:pStyle w:val="Heading2"/>
+      </w:pPr>
+      <w:r>
+        <w:t>Segunda, 12/10 — Dia das Crianças (feriado nacional)</w:t>
+      </w:r>
+    </w:p>
+    <w:p>
+      <w:pPr/>
+      <w:r>
+        <w:rPr>
+          <w:b w:val="0"/>
+        </w:rPr>
+        <w:t>Referência: substitui o post de quarta (14/10) — data movida pra segunda-feira, 12/10, pra cair no feriado</w:t>
+      </w:r>
+    </w:p>
+    <w:p>
+      <w:pPr/>
+      <w:r>
+        <w:rPr>
+          <w:b w:val="0"/>
+        </w:rPr>
+        <w:t>Objetivo: Engajamento leve / humanização da marca</w:t>
+      </w:r>
+    </w:p>
+    <w:p>
+      <w:pPr/>
+      <w:r>
+        <w:rPr>
+          <w:b w:val="0"/>
+        </w:rPr>
+        <w:t>Temática macro: Feliz Dia das Crianças — o playground e as áreas de lazer também são coisa de gestão profissional</w:t>
+      </w:r>
+    </w:p>
+    <w:p>
+      <w:pPr/>
+      <w:r>
+        <w:rPr>
+          <w:b w:val="0"/>
+        </w:rPr>
+        <w:t>Eixo: Desejo: mostrar que a Strategia cuida também do que os moradores mais novos usam no dia a dia do condomínio</w:t>
+      </w:r>
+    </w:p>
+    <w:p>
+      <w:pPr/>
+      <w:r>
+        <w:rPr>
+          <w:b/>
+        </w:rPr>
+        <w:t>Conteúdo do post</w:t>
+      </w:r>
+    </w:p>
+    <w:p>
+      <w:pPr/>
+      <w:r>
+        <w:rPr>
+          <w:b w:val="0"/>
+        </w:rPr>
+        <w:t>Formato: post estático (foto) ou carrossel curto de 3 cards, tom caloroso, sem venda direta</w:t>
+      </w:r>
+    </w:p>
+    <w:p>
+      <w:pPr/>
+      <w:r>
+        <w:rPr>
+          <w:b w:val="0"/>
+        </w:rPr>
+        <w:t>Headline: Feliz Dia das Crianças a todos os pequenos moradores dos condomínios que gerenciamos! 🎈</w:t>
+      </w:r>
+    </w:p>
+    <w:p>
+      <w:pPr/>
+      <w:r>
+        <w:rPr>
+          <w:b w:val="0"/>
+        </w:rPr>
+        <w:t>Visual: foto de playground/área de lazer bem cuidada, ou criança brincando em área comum (com autorização de uso de imagem).</w:t>
+      </w:r>
+    </w:p>
+    <w:p>
+      <w:pPr/>
+      <w:r>
+        <w:rPr>
+          <w:b/>
+        </w:rPr>
+        <w:t>Legenda</w:t>
+      </w:r>
+    </w:p>
+    <w:p>
+      <w:pPr/>
+      <w:r>
+        <w:rPr>
+          <w:b w:val="0"/>
+        </w:rPr>
+        <w:t>Hoje o dia é dos pequenos moradores — e um playground seguro, com equipamento revisado e área bem cuidada, também é resultado de gestão profissional.</w:t>
+      </w:r>
+    </w:p>
+    <w:p>
+      <w:pPr/>
+      <w:r>
+        <w:rPr>
+          <w:b w:val="0"/>
+        </w:rPr>
+        <w:t>Feliz Dia das Crianças pra toda a criançada dos condomínios que a Strategia tem o prazer de cuidar! 💙</w:t>
+      </w:r>
+    </w:p>
+    <w:p>
+      <w:pPr/>
+      <w:r>
+        <w:rPr>
+          <w:b/>
+        </w:rPr>
+        <w:t>Stories (sequência de 2)</w:t>
+      </w:r>
+    </w:p>
+    <w:p>
+      <w:pPr/>
+      <w:r>
+        <w:rPr>
+          <w:b w:val="0"/>
+        </w:rPr>
+        <w:t>S1: Feliz Dia das Crianças! 🎈 (adesivo/GIF de comemoração)</w:t>
+      </w:r>
+    </w:p>
+    <w:p>
+      <w:pPr/>
+      <w:r>
+        <w:rPr>
+          <w:b w:val="0"/>
+        </w:rPr>
+        <w:t>S2: Playground e área de lazer seguros também fazem parte da nossa gestão.</w:t>
+      </w:r>
+    </w:p>
+    <w:p>
+      <w:pPr>
+        <w:pStyle w:val="Heading2"/>
+      </w:pPr>
+      <w:r>
+        <w:t>Sexta, 16/10</w:t>
+      </w:r>
+    </w:p>
+    <w:p>
+      <w:pPr/>
+      <w:r>
+        <w:rPr>
+          <w:b w:val="0"/>
+        </w:rPr>
+        <w:t>Objetivo: Educar / autoridade técnica em tom direto</w:t>
+      </w:r>
+    </w:p>
+    <w:p>
+      <w:pPr/>
+      <w:r>
+        <w:rPr>
+          <w:b w:val="0"/>
+        </w:rPr>
+        <w:t>Temática macro: Seguro do condomínio — muitos síndicos não sabem se a apólice está atualizada</w:t>
+      </w:r>
+    </w:p>
+    <w:p>
+      <w:pPr/>
+      <w:r>
+        <w:rPr>
+          <w:b w:val="0"/>
+        </w:rPr>
+        <w:t>Eixo: Dor: apólice desatualizada ou insuficiente descoberta só na hora do sinistro · Desejo: cobertura adequada e revisada com regularidade</w:t>
+      </w:r>
+    </w:p>
+    <w:p>
+      <w:pPr/>
+      <w:r>
+        <w:rPr>
+          <w:b/>
+        </w:rPr>
+        <w:t>Conteúdo do vídeo</w:t>
+      </w:r>
+    </w:p>
+    <w:p>
+      <w:pPr/>
+      <w:r>
+        <w:rPr>
+          <w:b w:val="0"/>
+        </w:rPr>
+        <w:t>Formato: síndico(a) da Strategia falando diretamente pra câmera. Pode usar o teleprompter ou falar com as próprias palavras.</w:t>
+      </w:r>
+    </w:p>
+    <w:p>
+      <w:pPr/>
+      <w:r>
+        <w:rPr>
+          <w:b/>
+        </w:rPr>
+        <w:t>ROTEIRO PARA GRAVAÇÃO (ler na câmera, texto final)</w:t>
+      </w:r>
+    </w:p>
+    <w:p>
+      <w:pPr/>
+      <w:r>
+        <w:rPr>
+          <w:b w:val="0"/>
+        </w:rPr>
+        <w:t>"Seu condomínio tem seguro obrigatório contra incêndio — mas você sabe se o valor da cobertura ainda faz sentido hoje?</w:t>
+      </w:r>
+    </w:p>
+    <w:p>
+      <w:pPr/>
+      <w:r>
+        <w:rPr>
+          <w:b w:val="0"/>
+        </w:rPr>
+        <w:t>Muitos condomínios contratam a apólice uma vez e nunca mais revisam, mesmo com o valor do imóvel e das obras mudando com o tempo.</w:t>
+      </w:r>
+    </w:p>
+    <w:p>
+      <w:pPr/>
+      <w:r>
+        <w:rPr>
+          <w:b w:val="0"/>
+        </w:rPr>
+        <w:t>Na hora do sinistro, é aí que se descobre que a cobertura não é suficiente — e quem paga a diferença é o próprio condomínio, no rateio.</w:t>
+      </w:r>
+    </w:p>
+    <w:p>
+      <w:pPr/>
+      <w:r>
+        <w:rPr>
+          <w:b w:val="0"/>
+        </w:rPr>
+        <w:t>Vale a pena revisar a apólice pelo menos uma vez por ano.</w:t>
+      </w:r>
+    </w:p>
+    <w:p>
+      <w:pPr/>
+      <w:r>
+        <w:rPr>
+          <w:b w:val="0"/>
+        </w:rPr>
+        <w:t>Sou síndico(a) [nome] da Strategia Síndicos Profissionais, e se você quer saber mais sobre o dia a dia nos condomínios, nos siga aqui no Instagram."</w:t>
+      </w:r>
+    </w:p>
+    <w:p>
+      <w:pPr/>
+      <w:r>
+        <w:rPr>
+          <w:b/>
+        </w:rPr>
+        <w:t>PLANO B — caso não seja possível gravar o vídeo</w:t>
+      </w:r>
+    </w:p>
+    <w:p>
+      <w:pPr/>
+      <w:r>
+        <w:rPr>
+          <w:b w:val="0"/>
+        </w:rPr>
+        <w:t>Transformar em post estático: headline "Seu seguro contra incêndio está com o valor de cobertura atualizado?" + legenda igual à do vídeo, adaptada pra formato de leitura (sem o "sou síndico(a) [nome]").</w:t>
+      </w:r>
+    </w:p>
+    <w:p>
+      <w:pPr/>
+      <w:r>
+        <w:rPr>
+          <w:b/>
+        </w:rPr>
+        <w:t>Legenda</w:t>
+      </w:r>
+    </w:p>
+    <w:p>
+      <w:pPr/>
+      <w:r>
+        <w:rPr>
+          <w:b w:val="0"/>
+        </w:rPr>
+        <w:t>Seguro desatualizado só vira problema na hora que mais dói: durante o sinistro.</w:t>
+      </w:r>
+    </w:p>
+    <w:p>
+      <w:pPr/>
+      <w:r>
+        <w:rPr>
+          <w:b w:val="0"/>
+        </w:rPr>
+        <w:t>A Strategia revisa a apólice do condomínio com regularidade, pra garantir que a cobertura acompanha o valor real do patrimônio.</w:t>
+      </w:r>
+    </w:p>
+    <w:p>
+      <w:pPr/>
+      <w:r>
+        <w:rPr>
+          <w:b w:val="0"/>
+        </w:rPr>
+        <w:t>Comente: SEGURO e olhe o seu direct — nossa equipe vai te orientar.</w:t>
       </w:r>
     </w:p>
     <w:p>
@@ -240,7 +795,7 @@
         <w:rPr>
           <w:b w:val="0"/>
         </w:rPr>
-        <w:t>S1: Sua assembleia deste ano já tem data marcada? (enquete: Já tem data / Ainda não sei)</w:t>
+        <w:t>S1: Você sabe quando foi a última revisão do seguro do seu condomínio? (enquete: Sei / Não faço ideia)</w:t>
       </w:r>
     </w:p>
     <w:p>
@@ -249,7 +804,7 @@
         <w:rPr>
           <w:b w:val="0"/>
         </w:rPr>
-        <w:t>S2: Antes de renovar a gestão no automático, vale comparar as opções.</w:t>
+        <w:t>S2: No vídeo de hoje, o síndico explica por que isso importa.</w:t>
       </w:r>
     </w:p>
     <w:p>
@@ -258,7 +813,7 @@
         <w:rPr>
           <w:b w:val="0"/>
         </w:rPr>
-        <w:t>S3: No carrossel de hoje mostramos o que perguntar antes de votar. Salva. 👆</w:t>
+        <w:t>S3: Comenta SEGURO no vídeo de hoje. 👆</w:t>
       </w:r>
     </w:p>
     <w:p>
@@ -266,7 +821,16 @@
         <w:pStyle w:val="Heading2"/>
       </w:pPr>
       <w:r>
-        <w:t>Quarta, 07/10</w:t>
+        <w:t>Quarta, 21/10</w:t>
+      </w:r>
+    </w:p>
+    <w:p>
+      <w:pPr/>
+      <w:r>
+        <w:rPr>
+          <w:b w:val="0"/>
+        </w:rPr>
+        <w:t>Referência: carrossel que estava em 07/10 na versão anterior do calendário, remanejado pra cá no lugar do post de humor</w:t>
       </w:r>
     </w:p>
     <w:p>
@@ -580,650 +1144,6 @@
         <w:pStyle w:val="Heading2"/>
       </w:pPr>
       <w:r>
-        <w:t>Sexta, 09/10</w:t>
-      </w:r>
-    </w:p>
-    <w:p>
-      <w:pPr/>
-      <w:r>
-        <w:rPr>
-          <w:b w:val="0"/>
-        </w:rPr>
-        <w:t>Objetivo: Geração de demanda — mesmo tema de 02/10 e 07/10 (assembleia), agora em tom humorado</w:t>
-      </w:r>
-    </w:p>
-    <w:p>
-      <w:pPr/>
-      <w:r>
-        <w:rPr>
-          <w:b w:val="0"/>
-        </w:rPr>
-        <w:t>Temática macro: O síndico "eternizado" no cargo, porque ninguém mais quis assumir</w:t>
-      </w:r>
-    </w:p>
-    <w:p>
-      <w:pPr/>
-      <w:r>
-        <w:rPr>
-          <w:b w:val="0"/>
-        </w:rPr>
-        <w:t>Eixo: Gatilho de humor: reconduzir o síndico no automático, só porque ninguém se candidatou · Desejo: leveza e identificação</w:t>
-      </w:r>
-    </w:p>
-    <w:p>
-      <w:pPr/>
-      <w:r>
-        <w:rPr>
-          <w:b/>
-        </w:rPr>
-        <w:t>Conteúdo do vídeo</w:t>
-      </w:r>
-    </w:p>
-    <w:p>
-      <w:pPr/>
-      <w:r>
-        <w:rPr>
-          <w:b w:val="0"/>
-        </w:rPr>
-        <w:t>Formato: vídeo vertical curto, 15 a 20 segundos, tom bem-humorado — pode ser encenado por um dos síndicos da Strategia ou por qualquer pessoa da equipe</w:t>
-      </w:r>
-    </w:p>
-    <w:p>
-      <w:pPr/>
-      <w:r>
-        <w:rPr>
-          <w:b w:val="0"/>
-        </w:rPr>
-        <w:t>Roteiro — Cena 1: assembleia (encenada), o presidente da mesa pergunta "alguém se candidata a síndico?" e um silêncio constrangedor toma conta</w:t>
-      </w:r>
-    </w:p>
-    <w:p>
-      <w:pPr/>
-      <w:r>
-        <w:rPr>
-          <w:b w:val="0"/>
-        </w:rPr>
-        <w:t>Roteiro — Cena 2: todos olham pro mesmo morador, que faz cara de resignado</w:t>
-      </w:r>
-    </w:p>
-    <w:p>
-      <w:pPr/>
-      <w:r>
-        <w:rPr>
-          <w:b w:val="0"/>
-        </w:rPr>
-        <w:t>Roteiro — Cena 3: texto na tela: "E assim, pelo quinto ano seguido, ele foi reeleito. Por unanimidade. Por falta de opção."</w:t>
-      </w:r>
-    </w:p>
-    <w:p>
-      <w:pPr/>
-      <w:r>
-        <w:rPr>
-          <w:b/>
-        </w:rPr>
-        <w:t>TEXTO NA TELA (nesta ordem)</w:t>
-      </w:r>
-    </w:p>
-    <w:p>
-      <w:pPr/>
-      <w:r>
-        <w:rPr>
-          <w:b w:val="0"/>
-        </w:rPr>
-        <w:t>1. "Alguém se candidata a síndico?"</w:t>
-      </w:r>
-    </w:p>
-    <w:p>
-      <w:pPr/>
-      <w:r>
-        <w:rPr>
-          <w:b w:val="0"/>
-        </w:rPr>
-        <w:t>2. "..."</w:t>
-      </w:r>
-    </w:p>
-    <w:p>
-      <w:pPr/>
-      <w:r>
-        <w:rPr>
-          <w:b w:val="0"/>
-        </w:rPr>
-        <w:t>3. "E assim, pelo quinto ano seguido, ele foi reeleito. Por unanimidade. Por falta de opção."</w:t>
-      </w:r>
-    </w:p>
-    <w:p>
-      <w:pPr/>
-      <w:r>
-        <w:rPr>
-          <w:b/>
-        </w:rPr>
-        <w:t>Legenda</w:t>
-      </w:r>
-    </w:p>
-    <w:p>
-      <w:pPr/>
-      <w:r>
-        <w:rPr>
-          <w:b w:val="0"/>
-        </w:rPr>
-        <w:t>Se a sua assembleia também "resolve" assim, talvez seja hora de considerar uma opção que não depende de ninguém topar o perrengue 😅</w:t>
-      </w:r>
-    </w:p>
-    <w:p>
-      <w:pPr/>
-      <w:r>
-        <w:rPr>
-          <w:b w:val="0"/>
-        </w:rPr>
-        <w:t>Ainda dá tempo de conhecer a Strategia antes da sua assembleia.</w:t>
-      </w:r>
-    </w:p>
-    <w:p>
-      <w:pPr/>
-      <w:r>
-        <w:rPr>
-          <w:b w:val="0"/>
-        </w:rPr>
-        <w:t>Comente: ASSEMBLEIA e olhe o seu direct.</w:t>
-      </w:r>
-    </w:p>
-    <w:p>
-      <w:pPr/>
-      <w:r>
-        <w:rPr>
-          <w:b/>
-        </w:rPr>
-        <w:t>Stories (sequência de 2)</w:t>
-      </w:r>
-    </w:p>
-    <w:p>
-      <w:pPr/>
-      <w:r>
-        <w:rPr>
-          <w:b w:val="0"/>
-        </w:rPr>
-        <w:t>S1: Assembleia decidindo síndico por eliminação, alguém se identifica? 👀</w:t>
-      </w:r>
-    </w:p>
-    <w:p>
-      <w:pPr/>
-      <w:r>
-        <w:rPr>
-          <w:b w:val="0"/>
-        </w:rPr>
-        <w:t>S2: Assista o vídeo de hoje e comenta ASSEMBLEIA. 👆</w:t>
-      </w:r>
-    </w:p>
-    <w:p>
-      <w:pPr>
-        <w:pStyle w:val="Heading2"/>
-      </w:pPr>
-      <w:r>
-        <w:t>Segunda, 12/10 — Dia das Crianças (feriado nacional)</w:t>
-      </w:r>
-    </w:p>
-    <w:p>
-      <w:pPr/>
-      <w:r>
-        <w:rPr>
-          <w:b w:val="0"/>
-        </w:rPr>
-        <w:t>Referência: substitui o post de quarta (14/10) — data movida pra segunda-feira, 12/10, pra cair no feriado</w:t>
-      </w:r>
-    </w:p>
-    <w:p>
-      <w:pPr/>
-      <w:r>
-        <w:rPr>
-          <w:b w:val="0"/>
-        </w:rPr>
-        <w:t>Objetivo: Engajamento leve / humanização da marca</w:t>
-      </w:r>
-    </w:p>
-    <w:p>
-      <w:pPr/>
-      <w:r>
-        <w:rPr>
-          <w:b w:val="0"/>
-        </w:rPr>
-        <w:t>Temática macro: Feliz Dia das Crianças — o playground e as áreas de lazer também são coisa de gestão profissional</w:t>
-      </w:r>
-    </w:p>
-    <w:p>
-      <w:pPr/>
-      <w:r>
-        <w:rPr>
-          <w:b w:val="0"/>
-        </w:rPr>
-        <w:t>Eixo: Desejo: mostrar que a Strategia cuida também do que os moradores mais novos usam no dia a dia do condomínio</w:t>
-      </w:r>
-    </w:p>
-    <w:p>
-      <w:pPr/>
-      <w:r>
-        <w:rPr>
-          <w:b/>
-        </w:rPr>
-        <w:t>Conteúdo do post</w:t>
-      </w:r>
-    </w:p>
-    <w:p>
-      <w:pPr/>
-      <w:r>
-        <w:rPr>
-          <w:b w:val="0"/>
-        </w:rPr>
-        <w:t>Formato: post único (foto) ou carrossel curto de 3 cards, tom caloroso, sem venda direta</w:t>
-      </w:r>
-    </w:p>
-    <w:p>
-      <w:pPr/>
-      <w:r>
-        <w:rPr>
-          <w:b w:val="0"/>
-        </w:rPr>
-        <w:t>Headline: Feliz Dia das Crianças a todos os pequenos moradores dos condomínios que gerenciamos! 🎈</w:t>
-      </w:r>
-    </w:p>
-    <w:p>
-      <w:pPr/>
-      <w:r>
-        <w:rPr>
-          <w:b w:val="0"/>
-        </w:rPr>
-        <w:t>Visual: foto de playground/área de lazer bem cuidada, ou criança brincando em área comum (com autorização de uso de imagem).</w:t>
-      </w:r>
-    </w:p>
-    <w:p>
-      <w:pPr/>
-      <w:r>
-        <w:rPr>
-          <w:b/>
-        </w:rPr>
-        <w:t>Legenda</w:t>
-      </w:r>
-    </w:p>
-    <w:p>
-      <w:pPr/>
-      <w:r>
-        <w:rPr>
-          <w:b w:val="0"/>
-        </w:rPr>
-        <w:t>Hoje o dia é dos pequenos moradores — e um playground seguro, com equipamento revisado e área bem cuidada, também é resultado de gestão profissional.</w:t>
-      </w:r>
-    </w:p>
-    <w:p>
-      <w:pPr/>
-      <w:r>
-        <w:rPr>
-          <w:b w:val="0"/>
-        </w:rPr>
-        <w:t>Feliz Dia das Crianças pra toda a criançada dos condomínios que a Strategia tem o prazer de cuidar! 💙</w:t>
-      </w:r>
-    </w:p>
-    <w:p>
-      <w:pPr/>
-      <w:r>
-        <w:rPr>
-          <w:b/>
-        </w:rPr>
-        <w:t>Stories (sequência de 2)</w:t>
-      </w:r>
-    </w:p>
-    <w:p>
-      <w:pPr/>
-      <w:r>
-        <w:rPr>
-          <w:b w:val="0"/>
-        </w:rPr>
-        <w:t>S1: Feliz Dia das Crianças! 🎈 (adesivo/GIF de comemoração)</w:t>
-      </w:r>
-    </w:p>
-    <w:p>
-      <w:pPr/>
-      <w:r>
-        <w:rPr>
-          <w:b w:val="0"/>
-        </w:rPr>
-        <w:t>S2: Playground e área de lazer seguros também fazem parte da nossa gestão.</w:t>
-      </w:r>
-    </w:p>
-    <w:p>
-      <w:pPr>
-        <w:pStyle w:val="Heading2"/>
-      </w:pPr>
-      <w:r>
-        <w:t>Sexta, 16/10</w:t>
-      </w:r>
-    </w:p>
-    <w:p>
-      <w:pPr/>
-      <w:r>
-        <w:rPr>
-          <w:b w:val="0"/>
-        </w:rPr>
-        <w:t>Objetivo: Educar / autoridade técnica em tom direto</w:t>
-      </w:r>
-    </w:p>
-    <w:p>
-      <w:pPr/>
-      <w:r>
-        <w:rPr>
-          <w:b w:val="0"/>
-        </w:rPr>
-        <w:t>Temática macro: Seguro do condomínio — muitos síndicos não sabem se a apólice está atualizada</w:t>
-      </w:r>
-    </w:p>
-    <w:p>
-      <w:pPr/>
-      <w:r>
-        <w:rPr>
-          <w:b w:val="0"/>
-        </w:rPr>
-        <w:t>Eixo: Dor: apólice desatualizada ou insuficiente descoberta só na hora do sinistro · Desejo: cobertura adequada e revisada com regularidade</w:t>
-      </w:r>
-    </w:p>
-    <w:p>
-      <w:pPr/>
-      <w:r>
-        <w:rPr>
-          <w:b/>
-        </w:rPr>
-        <w:t>Conteúdo do vídeo</w:t>
-      </w:r>
-    </w:p>
-    <w:p>
-      <w:pPr/>
-      <w:r>
-        <w:rPr>
-          <w:b w:val="0"/>
-        </w:rPr>
-        <w:t>Formato: síndico(a) da Strategia falando diretamente pra câmera. Pode usar o teleprompter ou falar com as próprias palavras.</w:t>
-      </w:r>
-    </w:p>
-    <w:p>
-      <w:pPr/>
-      <w:r>
-        <w:rPr>
-          <w:b/>
-        </w:rPr>
-        <w:t>ROTEIRO PARA GRAVAÇÃO (ler na câmera, texto final)</w:t>
-      </w:r>
-    </w:p>
-    <w:p>
-      <w:pPr/>
-      <w:r>
-        <w:rPr>
-          <w:b w:val="0"/>
-        </w:rPr>
-        <w:t>"Seu condomínio tem seguro obrigatório contra incêndio — mas você sabe se o valor da cobertura ainda faz sentido hoje?</w:t>
-      </w:r>
-    </w:p>
-    <w:p>
-      <w:pPr/>
-      <w:r>
-        <w:rPr>
-          <w:b w:val="0"/>
-        </w:rPr>
-        <w:t>Muitos condomínios contratam a apólice uma vez e nunca mais revisam, mesmo com o valor do imóvel e das obras mudando com o tempo.</w:t>
-      </w:r>
-    </w:p>
-    <w:p>
-      <w:pPr/>
-      <w:r>
-        <w:rPr>
-          <w:b w:val="0"/>
-        </w:rPr>
-        <w:t>Na hora do sinistro, é aí que se descobre que a cobertura não é suficiente — e quem paga a diferença é o próprio condomínio, no rateio.</w:t>
-      </w:r>
-    </w:p>
-    <w:p>
-      <w:pPr/>
-      <w:r>
-        <w:rPr>
-          <w:b w:val="0"/>
-        </w:rPr>
-        <w:t>Vale a pena revisar a apólice pelo menos uma vez por ano.</w:t>
-      </w:r>
-    </w:p>
-    <w:p>
-      <w:pPr/>
-      <w:r>
-        <w:rPr>
-          <w:b w:val="0"/>
-        </w:rPr>
-        <w:t>Sou síndico(a) [nome] da Strategia Síndicos Profissionais, e se você quer saber mais sobre o dia a dia nos condomínios, nos siga aqui no Instagram."</w:t>
-      </w:r>
-    </w:p>
-    <w:p>
-      <w:pPr/>
-      <w:r>
-        <w:rPr>
-          <w:b/>
-        </w:rPr>
-        <w:t>Legenda</w:t>
-      </w:r>
-    </w:p>
-    <w:p>
-      <w:pPr/>
-      <w:r>
-        <w:rPr>
-          <w:b w:val="0"/>
-        </w:rPr>
-        <w:t>Seguro desatualizado só vira problema na hora que mais dói: durante o sinistro.</w:t>
-      </w:r>
-    </w:p>
-    <w:p>
-      <w:pPr/>
-      <w:r>
-        <w:rPr>
-          <w:b w:val="0"/>
-        </w:rPr>
-        <w:t>A Strategia revisa a apólice do condomínio com regularidade, pra garantir que a cobertura acompanha o valor real do patrimônio.</w:t>
-      </w:r>
-    </w:p>
-    <w:p>
-      <w:pPr/>
-      <w:r>
-        <w:rPr>
-          <w:b w:val="0"/>
-        </w:rPr>
-        <w:t>Comente: SEGURO e olhe o seu direct — nossa equipe vai te orientar.</w:t>
-      </w:r>
-    </w:p>
-    <w:p>
-      <w:pPr/>
-      <w:r>
-        <w:rPr>
-          <w:b/>
-        </w:rPr>
-        <w:t>Stories (sequência de 3)</w:t>
-      </w:r>
-    </w:p>
-    <w:p>
-      <w:pPr/>
-      <w:r>
-        <w:rPr>
-          <w:b w:val="0"/>
-        </w:rPr>
-        <w:t>S1: Você sabe quando foi a última revisão do seguro do seu condomínio? (enquete: Sei / Não faço ideia)</w:t>
-      </w:r>
-    </w:p>
-    <w:p>
-      <w:pPr/>
-      <w:r>
-        <w:rPr>
-          <w:b w:val="0"/>
-        </w:rPr>
-        <w:t>S2: No vídeo de hoje, o síndico explica por que isso importa.</w:t>
-      </w:r>
-    </w:p>
-    <w:p>
-      <w:pPr/>
-      <w:r>
-        <w:rPr>
-          <w:b w:val="0"/>
-        </w:rPr>
-        <w:t>S3: Comenta SEGURO no vídeo de hoje. 👆</w:t>
-      </w:r>
-    </w:p>
-    <w:p>
-      <w:pPr>
-        <w:pStyle w:val="Heading2"/>
-      </w:pPr>
-      <w:r>
-        <w:t>Quarta, 21/10</w:t>
-      </w:r>
-    </w:p>
-    <w:p>
-      <w:pPr/>
-      <w:r>
-        <w:rPr>
-          <w:b w:val="0"/>
-        </w:rPr>
-        <w:t>Objetivo: Engajamento leve / identificação bem-humorada</w:t>
-      </w:r>
-    </w:p>
-    <w:p>
-      <w:pPr/>
-      <w:r>
-        <w:rPr>
-          <w:b w:val="0"/>
-        </w:rPr>
-        <w:t>Temática macro: "Coisas que só quem mora em condomínio entende"</w:t>
-      </w:r>
-    </w:p>
-    <w:p>
-      <w:pPr/>
-      <w:r>
-        <w:rPr>
-          <w:b w:val="0"/>
-        </w:rPr>
-        <w:t>Eixo: Gatilho de humor: pequenas situações do dia a dia condominial que geram identificação imediata · Desejo: leveza e identificação</w:t>
-      </w:r>
-    </w:p>
-    <w:p>
-      <w:pPr/>
-      <w:r>
-        <w:rPr>
-          <w:b/>
-        </w:rPr>
-        <w:t>Conteúdo do vídeo</w:t>
-      </w:r>
-    </w:p>
-    <w:p>
-      <w:pPr/>
-      <w:r>
-        <w:rPr>
-          <w:b w:val="0"/>
-        </w:rPr>
-        <w:t>Formato: vídeo vertical curto (15-20s), lista rápida com texto na tela, sem necessariamente falar — pode ser narrado ou mudo</w:t>
-      </w:r>
-    </w:p>
-    <w:p>
-      <w:pPr/>
-      <w:r>
-        <w:rPr>
-          <w:b/>
-        </w:rPr>
-        <w:t>Roteiro — sequência de situações (texto na tela, uma por vez, ritmo rápido)</w:t>
-      </w:r>
-    </w:p>
-    <w:p>
-      <w:pPr/>
-      <w:r>
-        <w:rPr>
-          <w:b w:val="0"/>
-        </w:rPr>
-        <w:t>1. "Correr pro elevador quando vê a porta fechando e a pessoa lá dentro finge que não viu."</w:t>
-      </w:r>
-    </w:p>
-    <w:p>
-      <w:pPr/>
-      <w:r>
-        <w:rPr>
-          <w:b w:val="0"/>
-        </w:rPr>
-        <w:t>2. "Reconhecer o vizinho só pelo cheiro do almoço no corredor."</w:t>
-      </w:r>
-    </w:p>
-    <w:p>
-      <w:pPr/>
-      <w:r>
-        <w:rPr>
-          <w:b w:val="0"/>
-        </w:rPr>
-        <w:t>3. "Saber que o interfone tocando às 22h só pode ser encomenda ou emergência."</w:t>
-      </w:r>
-    </w:p>
-    <w:p>
-      <w:pPr/>
-      <w:r>
-        <w:rPr>
-          <w:b w:val="0"/>
-        </w:rPr>
-        <w:t>4. "Descobrir que o Wi-Fi caiu no prédio inteiro e virar assunto no grupo em 3 minutos."</w:t>
-      </w:r>
-    </w:p>
-    <w:p>
-      <w:pPr/>
-      <w:r>
-        <w:rPr>
-          <w:b/>
-        </w:rPr>
-        <w:t>Legenda</w:t>
-      </w:r>
-    </w:p>
-    <w:p>
-      <w:pPr/>
-      <w:r>
-        <w:rPr>
-          <w:b w:val="0"/>
-        </w:rPr>
-        <w:t>Se você já viveu pelo menos 2 dessas situações, comenta aqui qual foi a sua 😂</w:t>
-      </w:r>
-    </w:p>
-    <w:p>
-      <w:pPr/>
-      <w:r>
-        <w:rPr>
-          <w:b w:val="0"/>
-        </w:rPr>
-        <w:t>Marca aquele vizinho que também vai se identificar.</w:t>
-      </w:r>
-    </w:p>
-    <w:p>
-      <w:pPr/>
-      <w:r>
-        <w:rPr>
-          <w:b/>
-        </w:rPr>
-        <w:t>Stories (sequência de 2)</w:t>
-      </w:r>
-    </w:p>
-    <w:p>
-      <w:pPr/>
-      <w:r>
-        <w:rPr>
-          <w:b w:val="0"/>
-        </w:rPr>
-        <w:t>S1: Quantas dessas você já viveu no seu condomínio?</w:t>
-      </w:r>
-    </w:p>
-    <w:p>
-      <w:pPr/>
-      <w:r>
-        <w:rPr>
-          <w:b w:val="0"/>
-        </w:rPr>
-        <w:t>S2: Assista o vídeo completo e comenta a sua. 👆</w:t>
-      </w:r>
-    </w:p>
-    <w:p>
-      <w:pPr>
-        <w:pStyle w:val="Heading2"/>
-      </w:pPr>
-      <w:r>
         <w:t>Sexta, 23/10</w:t>
       </w:r>
     </w:p>
@@ -1395,6 +1315,24 @@
         <w:rPr>
           <w:b/>
         </w:rPr>
+        <w:t>PLANO B — caso não seja possível gravar o vídeo</w:t>
+      </w:r>
+    </w:p>
+    <w:p>
+      <w:pPr/>
+      <w:r>
+        <w:rPr>
+          <w:b w:val="0"/>
+        </w:rPr>
+        <w:t>Transformar um dos ganchos em post estático, no mesmo formato do post de 02/10 (pergunta na imagem + resposta na legenda). Sugestão: usar a pergunta "Carro maior que a vaga de garagem pode estacionar no condomínio?" — é a mais visual e fácil de ilustrar com uma foto de garagem.</w:t>
+      </w:r>
+    </w:p>
+    <w:p>
+      <w:pPr/>
+      <w:r>
+        <w:rPr>
+          <w:b/>
+        </w:rPr>
         <w:t>Legenda</w:t>
       </w:r>
     </w:p>
@@ -1475,7 +1413,7 @@
         <w:rPr>
           <w:b w:val="0"/>
         </w:rPr>
-        <w:t>Referência: roteiro reaproveitado do banco de roteiros "Pode / Não pode" (Parte 2), já reservado para esta data no calendário de setembro</w:t>
+        <w:t>Referência: o conteúdo que estava aqui (Pode/Não pode Parte 2) ficou muito parecido com o de 23/10 — foi movido para o calendário de novembro, e este é um tema novo no lugar</w:t>
       </w:r>
     </w:p>
     <w:p>
@@ -1484,7 +1422,7 @@
         <w:rPr>
           <w:b w:val="0"/>
         </w:rPr>
-        <w:t>Objetivo: Educar de forma rápida e direta / autoridade técnica</w:t>
+        <w:t>Objetivo: Educa → Qualifica → Venda</w:t>
       </w:r>
     </w:p>
     <w:p>
@@ -1493,7 +1431,7 @@
         <w:rPr>
           <w:b w:val="0"/>
         </w:rPr>
-        <w:t>Temática macro: O que pode e o que não pode no condomínio — Parte 2</w:t>
+        <w:t>Temática macro: Planejamento orçamentário do condomínio pro próximo ano</w:t>
       </w:r>
     </w:p>
     <w:p>
@@ -1502,7 +1440,7 @@
         <w:rPr>
           <w:b w:val="0"/>
         </w:rPr>
-        <w:t>Eixo: Dor: normas do condomínio pouco claras no dia a dia · Desejo: saber rápido o que é permitido ou não</w:t>
+        <w:t>Eixo: Dor: condomínio chega em dezembro sem previsão de gastos nem fundo de reserva ajustado pro ano seguinte · Desejo: orçamento planejado com antecedência, sem sustos no início do ano</w:t>
       </w:r>
     </w:p>
     <w:p>
@@ -1511,7 +1449,7 @@
         <w:rPr>
           <w:b/>
         </w:rPr>
-        <w:t>Conteúdo do vídeo</w:t>
+        <w:t>Cards</w:t>
       </w:r>
     </w:p>
     <w:p>
@@ -1520,7 +1458,7 @@
         <w:rPr>
           <w:b w:val="0"/>
         </w:rPr>
-        <w:t>Formato: vídeo dinâmico em formato pergunta e resposta rápida "Pode / Não pode", texto grande na tela alternando pergunta e resposta</w:t>
+        <w:t>Card 1 — Capa</w:t>
       </w:r>
     </w:p>
     <w:p>
@@ -1529,16 +1467,7 @@
         <w:rPr>
           <w:b w:val="0"/>
         </w:rPr>
-        <w:t>Uma pessoa que não aparece no vídeo faz a pergunta; a segunda pessoa responde olhando para a câmera.</w:t>
-      </w:r>
-    </w:p>
-    <w:p>
-      <w:pPr/>
-      <w:r>
-        <w:rPr>
-          <w:b/>
-        </w:rPr>
-        <w:t>ROTEIRO PARA GRAVAÇÃO (ler no teleprompter ou narrar)</w:t>
+        <w:t>Headline: Faltam poucos meses pro fim do ano. Seu condomínio já começou o planejamento orçamentário de 2027?</w:t>
       </w:r>
     </w:p>
     <w:p>
@@ -1547,7 +1476,7 @@
         <w:rPr>
           <w:b w:val="0"/>
         </w:rPr>
-        <w:t>P: Liberar visitantes sem cadastro?</w:t>
+        <w:t>Visual: calendário/planilha estilizada, texto grande, fundo escuro.</w:t>
       </w:r>
     </w:p>
     <w:p>
@@ -1556,7 +1485,7 @@
         <w:rPr>
           <w:b w:val="0"/>
         </w:rPr>
-        <w:t>R: Aí você está comprometendo a segurança do seu condomínio, não pode.</w:t>
+        <w:t>Card 2</w:t>
       </w:r>
     </w:p>
     <w:p>
@@ -1565,7 +1494,7 @@
         <w:rPr>
           <w:b w:val="0"/>
         </w:rPr>
-        <w:t>P: Instalar carregador de carro elétrico?</w:t>
+        <w:t>O que normalmente acontece</w:t>
       </w:r>
     </w:p>
     <w:p>
@@ -1574,7 +1503,7 @@
         <w:rPr>
           <w:b w:val="0"/>
         </w:rPr>
-        <w:t>R: Sim, pode — é permitido instalar carregador elétrico em condomínio no Rio Grande do Sul, desde que sejam respeitadas as normas técnicas de segurança e a capacidade da rede elétrica do edifício. Nos demais estados, verifique a legislação vigente.</w:t>
+        <w:t>Boa parte dos condomínios só discute orçamento na própria assembleia de fim de ano, sem levantamento prévio de gastos previstos — manutenção, contratos, reajustes.</w:t>
       </w:r>
     </w:p>
     <w:p>
@@ -1583,7 +1512,7 @@
         <w:rPr>
           <w:b w:val="0"/>
         </w:rPr>
-        <w:t>P: Instalar cobertura de garagem?</w:t>
+        <w:t>Card 3</w:t>
       </w:r>
     </w:p>
     <w:p>
@@ -1592,7 +1521,7 @@
         <w:rPr>
           <w:b w:val="0"/>
         </w:rPr>
-        <w:t>R: Pode, se for aprovada em assembleia.</w:t>
+        <w:t>O que isso gera</w:t>
       </w:r>
     </w:p>
     <w:p>
@@ -1601,7 +1530,7 @@
         <w:rPr>
           <w:b w:val="0"/>
         </w:rPr>
-        <w:t>P: E se eu quiser instalar sozinho?</w:t>
+        <w:t>→ Taxa condominial reajustada sem justificativa clara pros moradores.</w:t>
       </w:r>
     </w:p>
     <w:p>
@@ -1610,7 +1539,7 @@
         <w:rPr>
           <w:b w:val="0"/>
         </w:rPr>
-        <w:t>R: Se for sozinho, não pode — e ainda vai te trazer um prejuízo.</w:t>
+        <w:t>→ Fundo de reserva subdimensionado pra imprevistos do ano seguinte.</w:t>
       </w:r>
     </w:p>
     <w:p>
@@ -1619,7 +1548,7 @@
         <w:rPr>
           <w:b w:val="0"/>
         </w:rPr>
-        <w:t>P: Cadastrar a namorada como moradora?</w:t>
+        <w:t>→ Decisões de última hora, sem tempo de comparar fornecedores ou negociar contratos.</w:t>
       </w:r>
     </w:p>
     <w:p>
@@ -1628,7 +1557,7 @@
         <w:rPr>
           <w:b w:val="0"/>
         </w:rPr>
-        <w:t>R: Não pode, se ainda não estiver numa união estável.</w:t>
+        <w:t>Card 4</w:t>
       </w:r>
     </w:p>
     <w:p>
@@ -1637,7 +1566,7 @@
         <w:rPr>
           <w:b w:val="0"/>
         </w:rPr>
-        <w:t>P: E para saber mais sobre isso?</w:t>
+        <w:t>O que um planejamento antecipado inclui</w:t>
       </w:r>
     </w:p>
     <w:p>
@@ -1646,7 +1575,88 @@
         <w:rPr>
           <w:b w:val="0"/>
         </w:rPr>
-        <w:t>R: Aí é só seguir a Strategia Síndicos!</w:t>
+        <w:t>Levantamento de despesas fixas e variáveis do ano, projeção de reajustes de contratos, revisão do percentual do fundo de reserva e simulação de cenários de imprevisto.</w:t>
+      </w:r>
+    </w:p>
+    <w:p>
+      <w:pPr/>
+      <w:r>
+        <w:rPr>
+          <w:b w:val="0"/>
+        </w:rPr>
+        <w:t>Card 5</w:t>
+      </w:r>
+    </w:p>
+    <w:p>
+      <w:pPr/>
+      <w:r>
+        <w:rPr>
+          <w:b w:val="0"/>
+        </w:rPr>
+        <w:t>Como a Strategia atua</w:t>
+      </w:r>
+    </w:p>
+    <w:p>
+      <w:pPr/>
+      <w:r>
+        <w:rPr>
+          <w:b w:val="0"/>
+        </w:rPr>
+        <w:t>Prepara o orçamento do próximo ano com antecedência, negocia contratos antes do reajuste automático e leva tudo pronto — com justificativa clara — pra assembleia decidir com informação.</w:t>
+      </w:r>
+    </w:p>
+    <w:p>
+      <w:pPr/>
+      <w:r>
+        <w:rPr>
+          <w:b w:val="0"/>
+        </w:rPr>
+        <w:t>Card 6</w:t>
+      </w:r>
+    </w:p>
+    <w:p>
+      <w:pPr/>
+      <w:r>
+        <w:rPr>
+          <w:b w:val="0"/>
+        </w:rPr>
+        <w:t>Orçamento feito às pressas é orçamento decidido no escuro.</w:t>
+      </w:r>
+    </w:p>
+    <w:p>
+      <w:pPr/>
+      <w:r>
+        <w:rPr>
+          <w:b w:val="0"/>
+        </w:rPr>
+        <w:t>Visual: frase de impacto, fundo azul escuro.</w:t>
+      </w:r>
+    </w:p>
+    <w:p>
+      <w:pPr/>
+      <w:r>
+        <w:rPr>
+          <w:b w:val="0"/>
+        </w:rPr>
+        <w:t>Card 7 — CTA</w:t>
+      </w:r>
+    </w:p>
+    <w:p>
+      <w:pPr/>
+      <w:r>
+        <w:rPr>
+          <w:b w:val="0"/>
+        </w:rPr>
+        <w:t>O orçamento do seu condomínio pro ano que vem já está sendo preparado?</w:t>
+      </w:r>
+    </w:p>
+    <w:p>
+      <w:pPr/>
+      <w:r>
+        <w:rPr>
+          <w:b w:val="0"/>
+        </w:rPr>
+        <w:t>Comente: ORÇAMENTO e olhe o seu direct.</w:t>
       </w:r>
     </w:p>
     <w:p>
@@ -1664,7 +1674,7 @@
         <w:rPr>
           <w:b w:val="0"/>
         </w:rPr>
-        <w:t>Pode ou não pode? Mais dúvidas comuns do dia a dia do condomínio, direto ao ponto.</w:t>
+        <w:t>Faltam poucos meses pro fim do ano — e é agora que se planeja o orçamento do condomínio pra 2027, não na véspera da assembleia.</w:t>
       </w:r>
     </w:p>
     <w:p>
@@ -1673,7 +1683,7 @@
         <w:rPr>
           <w:b w:val="0"/>
         </w:rPr>
-        <w:t>Você também tem alguma dúvida do que pode e não pode no seu condomínio?</w:t>
+        <w:t>A Strategia prepara esse planejamento com antecedência, negocia contratos e leva tudo pronto, com justificativa clara, pra assembleia decidir com informação.</w:t>
       </w:r>
     </w:p>
     <w:p>
@@ -1682,7 +1692,7 @@
         <w:rPr>
           <w:b w:val="0"/>
         </w:rPr>
-        <w:t>Deixe nos comentário e iremos te responder 💖</w:t>
+        <w:t>Comente: ORÇAMENTO e olhe o seu direct — nossa equipe vai te orientar.</w:t>
       </w:r>
     </w:p>
     <w:p>
@@ -1700,7 +1710,7 @@
         <w:rPr>
           <w:b w:val="0"/>
         </w:rPr>
-        <w:t>S1: Testa seu conhecimento: você sabe o que pode e o que não pode no seu condomínio?</w:t>
+        <w:t>S1: Seu condomínio já começou o planejamento orçamentário pro ano que vem? (enquete: Já começou / Ainda não)</w:t>
       </w:r>
     </w:p>
     <w:p>
@@ -1709,7 +1719,7 @@
         <w:rPr>
           <w:b w:val="0"/>
         </w:rPr>
-        <w:t>S2: Vídeo completo no feed.</w:t>
+        <w:t>S2: No carrossel de hoje mostramos o que entra nesse planejamento.</w:t>
       </w:r>
     </w:p>
     <w:p>
@@ -1718,7 +1728,7 @@
         <w:rPr>
           <w:b w:val="0"/>
         </w:rPr>
-        <w:t>S3: Deixe suas dúvidas nos comentários do vídeo e então, iremos te responder. 😊</w:t>
+        <w:t>S3: Comenta ORÇAMENTO e vê como a Strategia ajuda nisso. 👆</w:t>
       </w:r>
     </w:p>
     <w:p>
@@ -1727,6 +1737,15 @@
       </w:pPr>
       <w:r>
         <w:t>Sexta, 30/10</w:t>
+      </w:r>
+    </w:p>
+    <w:p>
+      <w:pPr/>
+      <w:r>
+        <w:rPr>
+          <w:b w:val="0"/>
+        </w:rPr>
+        <w:t>Referência: formato alterado de vídeo para carrossel, a pedido da cliente</w:t>
       </w:r>
     </w:p>
     <w:p>
@@ -1762,7 +1781,7 @@
         <w:rPr>
           <w:b/>
         </w:rPr>
-        <w:t>Conteúdo do vídeo</w:t>
+        <w:t>Cards</w:t>
       </w:r>
     </w:p>
     <w:p>
@@ -1771,16 +1790,7 @@
         <w:rPr>
           <w:b w:val="0"/>
         </w:rPr>
-        <w:t>Formato: vídeo vertical curto, tom de humor/terror caricato — pode ser um dos síndicos da Strategia "fantasiado" de leve (ex.: lençol de fantasma, luz de lanterna no queixo) narrando os "terrores" do condomínio</w:t>
-      </w:r>
-    </w:p>
-    <w:p>
-      <w:pPr/>
-      <w:r>
-        <w:rPr>
-          <w:b/>
-        </w:rPr>
-        <w:t>Roteiro — lista de "assombrações" (texto na tela ou narrado, uma por vez, tom de suspense zoado)</w:t>
+        <w:t>Card 1 — Capa</w:t>
       </w:r>
     </w:p>
     <w:p>
@@ -1789,7 +1799,7 @@
         <w:rPr>
           <w:b w:val="0"/>
         </w:rPr>
-        <w:t>1. "O vazamento fantasma que ninguém acha a origem."</w:t>
+        <w:t>Headline: O Halloween do síndico: as assombrações mais comuns do condomínio 👻</w:t>
       </w:r>
     </w:p>
     <w:p>
@@ -1798,7 +1808,7 @@
         <w:rPr>
           <w:b w:val="0"/>
         </w:rPr>
-        <w:t>2. "O boleto que desaparece bem na hora de pagar."</w:t>
+        <w:t>Visual: ilustração leve com tema de Halloween (abóboras, morcegos) misturado a elementos de prédio residencial. Fundo escuro.</w:t>
       </w:r>
     </w:p>
     <w:p>
@@ -1807,7 +1817,7 @@
         <w:rPr>
           <w:b w:val="0"/>
         </w:rPr>
-        <w:t>3. "O barulho estranho no elevador às 3 da manhã."</w:t>
+        <w:t>Card 2</w:t>
       </w:r>
     </w:p>
     <w:p>
@@ -1816,7 +1826,7 @@
         <w:rPr>
           <w:b w:val="0"/>
         </w:rPr>
-        <w:t>4. "O morador que só aparece na assembleia pra reclamar — e nunca mais é visto."</w:t>
+        <w:t>"O vazamento fantasma que ninguém acha a origem."</w:t>
       </w:r>
     </w:p>
     <w:p>
@@ -1825,7 +1835,79 @@
         <w:rPr>
           <w:b w:val="0"/>
         </w:rPr>
-        <w:t>Roteiro — Fechamento: texto na tela: "Feliz Halloween! Que o único terror do seu condomínio seja esse."</w:t>
+        <w:t>Card 3</w:t>
+      </w:r>
+    </w:p>
+    <w:p>
+      <w:pPr/>
+      <w:r>
+        <w:rPr>
+          <w:b w:val="0"/>
+        </w:rPr>
+        <w:t>"O boleto que desaparece bem na hora de pagar."</w:t>
+      </w:r>
+    </w:p>
+    <w:p>
+      <w:pPr/>
+      <w:r>
+        <w:rPr>
+          <w:b w:val="0"/>
+        </w:rPr>
+        <w:t>Card 4</w:t>
+      </w:r>
+    </w:p>
+    <w:p>
+      <w:pPr/>
+      <w:r>
+        <w:rPr>
+          <w:b w:val="0"/>
+        </w:rPr>
+        <w:t>"O barulho estranho no elevador às 3 da manhã."</w:t>
+      </w:r>
+    </w:p>
+    <w:p>
+      <w:pPr/>
+      <w:r>
+        <w:rPr>
+          <w:b w:val="0"/>
+        </w:rPr>
+        <w:t>Card 5</w:t>
+      </w:r>
+    </w:p>
+    <w:p>
+      <w:pPr/>
+      <w:r>
+        <w:rPr>
+          <w:b w:val="0"/>
+        </w:rPr>
+        <w:t>"O morador que só aparece na assembleia pra reclamar — e nunca mais é visto."</w:t>
+      </w:r>
+    </w:p>
+    <w:p>
+      <w:pPr/>
+      <w:r>
+        <w:rPr>
+          <w:b w:val="0"/>
+        </w:rPr>
+        <w:t>Card 6 — fechamento</w:t>
+      </w:r>
+    </w:p>
+    <w:p>
+      <w:pPr/>
+      <w:r>
+        <w:rPr>
+          <w:b w:val="0"/>
+        </w:rPr>
+        <w:t>Feliz Halloween! Que o único terror do seu condomínio seja esse. 🎃</w:t>
+      </w:r>
+    </w:p>
+    <w:p>
+      <w:pPr/>
+      <w:r>
+        <w:rPr>
+          <w:b w:val="0"/>
+        </w:rPr>
+        <w:t>Visual: frase de impacto com ilustração de Halloween, fundo escuro.</w:t>
       </w:r>
     </w:p>
     <w:p>
@@ -1879,7 +1961,7 @@
         <w:rPr>
           <w:b w:val="0"/>
         </w:rPr>
-        <w:t>S2: Assista o vídeo completo no feed e comenta a sua. 👻</w:t>
+        <w:t>S2: Confere o carrossel completo no feed e comenta a sua. 👻</w:t>
       </w:r>
     </w:p>
     <w:sectPr>

--- a/strategia-sindicos/calendarios-editoriais/Calendario_Editorial_Strategia_Outubro2026.docx
+++ b/strategia-sindicos/calendarios-editoriais/Calendario_Editorial_Strategia_Outubro2026.docx
@@ -25,7 +25,7 @@
         <w:rPr>
           <w:b w:val="0"/>
         </w:rPr>
-        <w:t>● OUTUBRO — Datas: 02/10 (Sex) · 07/10 (Qua) · 12/10 (Seg — Dia das Crianças) · 16/10 (Sex) · 21/10 (Qua) · 23/10 (Sex) · 28/10 (Qua) · 30/10 (Sex)</w:t>
+        <w:t>● OUTUBRO — Datas: 02/10 (Sex) · 07/10 (Qua) · 09/10 (Sex) · 12/10 (Seg — Dia das Crianças) · 16/10 (Sex) · 21/10 (Qua) · 23/10 (Sex) · 28/10 (Qua) · 30/10 (Sex)</w:t>
       </w:r>
     </w:p>
     <w:p>
@@ -34,7 +34,7 @@
         <w:rPr>
           <w:b w:val="0"/>
         </w:rPr>
-        <w:t>Nota: Calendário revisado após os ajustes da cliente. O post de 09/10 foi retirado (vídeo inviável de gravar). O carrossel de assembleia ganhou mais profundidade e passou de 02/10 para 07/10; o antigo carrossel de 07/10 ("motivos pra conhecer a Strategia") foi remanejado para 21/10, no lugar do post de humor que estava ali. O conteúdo de 28/10 (que estava muito parecido com o de 23/10) foi movido para o calendário de novembro, e um novo tema entrou no lugar. O Halloween do síndico (30/10) virou carrossel em vez de vídeo. Os dias 16/10 e 23/10 agora têm um "Plano B" em formato estático, caso não seja possível gravar o vídeo. Datas extras que podem entrar num próximo ajuste, se fizer sentido: Outubro Rosa (mês inteiro, campanha de conscientização — post institucional/leve) e Dia Mundial da Poupança (31/10, cai num sábado este ano — combina com o tema de fundo de reserva/economia do condomínio).</w:t>
+        <w:t>Nota: Calendário revisado após os ajustes da cliente. O post de 09/10 não foi retirado do calendário — o vídeo que estava previsto virou carrossel/ilustração, já que não vai ser possível filmar. O carrossel de assembleia ganhou mais profundidade e passou de 02/10 para 07/10; o antigo carrossel de 07/10 ("motivos pra conhecer a Strategia") foi remanejado para 21/10, no lugar do post de humor que estava ali. O conteúdo de 28/10 (que estava muito parecido com o de 23/10) foi movido para o calendário de novembro, e um novo tema entrou no lugar. O Halloween do síndico (30/10) também virou carrossel em vez de vídeo. Os dias 16/10 e 23/10 têm um "Plano B" em formato estático, caso não seja possível gravar o vídeo. Datas extras que podem entrar num próximo ajuste, se fizer sentido: Outubro Rosa (mês inteiro, campanha de conscientização — post institucional/leve) e Dia Mundial da Poupança (31/10, cai num sábado este ano — combina com o tema de fundo de reserva/economia do condomínio).</w:t>
       </w:r>
     </w:p>
     <w:p>
@@ -483,6 +483,230 @@
           <w:b w:val="0"/>
         </w:rPr>
         <w:t>S4: Ainda dá tempo de conhecer a Strategia antes da sua assembleia. Comenta ASSEMBLEIA. 👆</w:t>
+      </w:r>
+    </w:p>
+    <w:p>
+      <w:pPr>
+        <w:pStyle w:val="Heading2"/>
+      </w:pPr>
+      <w:r>
+        <w:t>Sexta, 09/10</w:t>
+      </w:r>
+    </w:p>
+    <w:p>
+      <w:pPr/>
+      <w:r>
+        <w:rPr>
+          <w:b w:val="0"/>
+        </w:rPr>
+        <w:t>Referência: mesma piada que estava prevista para vídeo, adaptada para carrossel/ilustração (sem necessidade de filmagem)</w:t>
+      </w:r>
+    </w:p>
+    <w:p>
+      <w:pPr/>
+      <w:r>
+        <w:rPr>
+          <w:b w:val="0"/>
+        </w:rPr>
+        <w:t>Objetivo: Geração de demanda — mesmo tema de 07/10 e 21/10 (assembleia), agora em tom humorado</w:t>
+      </w:r>
+    </w:p>
+    <w:p>
+      <w:pPr/>
+      <w:r>
+        <w:rPr>
+          <w:b w:val="0"/>
+        </w:rPr>
+        <w:t>Temática macro: O síndico "eternizado" no cargo, porque ninguém mais quis assumir</w:t>
+      </w:r>
+    </w:p>
+    <w:p>
+      <w:pPr/>
+      <w:r>
+        <w:rPr>
+          <w:b w:val="0"/>
+        </w:rPr>
+        <w:t>Eixo: Gatilho de humor: reconduzir o síndico no automático, só porque ninguém se candidatou · Desejo: leveza e identificação</w:t>
+      </w:r>
+    </w:p>
+    <w:p>
+      <w:pPr/>
+      <w:r>
+        <w:rPr>
+          <w:b/>
+        </w:rPr>
+        <w:t>Cards</w:t>
+      </w:r>
+    </w:p>
+    <w:p>
+      <w:pPr/>
+      <w:r>
+        <w:rPr>
+          <w:b w:val="0"/>
+        </w:rPr>
+        <w:t>Card 1 — Capa</w:t>
+      </w:r>
+    </w:p>
+    <w:p>
+      <w:pPr/>
+      <w:r>
+        <w:rPr>
+          <w:b w:val="0"/>
+        </w:rPr>
+        <w:t>Headline: "Alguém se candidata a síndico?"</w:t>
+      </w:r>
+    </w:p>
+    <w:p>
+      <w:pPr/>
+      <w:r>
+        <w:rPr>
+          <w:b w:val="0"/>
+        </w:rPr>
+        <w:t>Visual: ilustração leve com tom de humor — uma assembleia de condomínio, todo mundo olhando pro teto/pro lado, ninguém levanta a mão. Fundo claro.</w:t>
+      </w:r>
+    </w:p>
+    <w:p>
+      <w:pPr/>
+      <w:r>
+        <w:rPr>
+          <w:b w:val="0"/>
+        </w:rPr>
+        <w:t>Card 2</w:t>
+      </w:r>
+    </w:p>
+    <w:p>
+      <w:pPr/>
+      <w:r>
+        <w:rPr>
+          <w:b w:val="0"/>
+        </w:rPr>
+        <w:t>"..."</w:t>
+      </w:r>
+    </w:p>
+    <w:p>
+      <w:pPr/>
+      <w:r>
+        <w:rPr>
+          <w:b w:val="0"/>
+        </w:rPr>
+        <w:t>Visual: mesma cena, silêncio constrangedor, relógio marcando o tempo passando.</w:t>
+      </w:r>
+    </w:p>
+    <w:p>
+      <w:pPr/>
+      <w:r>
+        <w:rPr>
+          <w:b w:val="0"/>
+        </w:rPr>
+        <w:t>Card 3</w:t>
+      </w:r>
+    </w:p>
+    <w:p>
+      <w:pPr/>
+      <w:r>
+        <w:rPr>
+          <w:b w:val="0"/>
+        </w:rPr>
+        <w:t>"E assim, pelo quinto ano seguido, ele foi reeleito. Por unanimidade. Por falta de opção."</w:t>
+      </w:r>
+    </w:p>
+    <w:p>
+      <w:pPr/>
+      <w:r>
+        <w:rPr>
+          <w:b w:val="0"/>
+        </w:rPr>
+        <w:t>Visual: ilustração do mesmo morador de sempre, cara de resignado, sendo aplaudido sem muito entusiasmo.</w:t>
+      </w:r>
+    </w:p>
+    <w:p>
+      <w:pPr/>
+      <w:r>
+        <w:rPr>
+          <w:b w:val="0"/>
+        </w:rPr>
+        <w:t>Card 4 — CTA</w:t>
+      </w:r>
+    </w:p>
+    <w:p>
+      <w:pPr/>
+      <w:r>
+        <w:rPr>
+          <w:b w:val="0"/>
+        </w:rPr>
+        <w:t>Se a sua assembleia também "resolve" assim, talvez seja hora de considerar uma opção que não depende de ninguém topar o perrengue.</w:t>
+      </w:r>
+    </w:p>
+    <w:p>
+      <w:pPr/>
+      <w:r>
+        <w:rPr>
+          <w:b w:val="0"/>
+        </w:rPr>
+        <w:t>Comente: ASSEMBLEIA e olhe o seu direct.</w:t>
+      </w:r>
+    </w:p>
+    <w:p>
+      <w:pPr/>
+      <w:r>
+        <w:rPr>
+          <w:b/>
+        </w:rPr>
+        <w:t>Legenda</w:t>
+      </w:r>
+    </w:p>
+    <w:p>
+      <w:pPr/>
+      <w:r>
+        <w:rPr>
+          <w:b w:val="0"/>
+        </w:rPr>
+        <w:t>Se a sua assembleia também "resolve" assim, talvez seja hora de considerar uma opção que não depende de ninguém topar o perrengue 😅</w:t>
+      </w:r>
+    </w:p>
+    <w:p>
+      <w:pPr/>
+      <w:r>
+        <w:rPr>
+          <w:b w:val="0"/>
+        </w:rPr>
+        <w:t>Ainda dá tempo de conhecer a Strategia antes da sua assembleia.</w:t>
+      </w:r>
+    </w:p>
+    <w:p>
+      <w:pPr/>
+      <w:r>
+        <w:rPr>
+          <w:b w:val="0"/>
+        </w:rPr>
+        <w:t>Comente: ASSEMBLEIA e olhe o seu direct.</w:t>
+      </w:r>
+    </w:p>
+    <w:p>
+      <w:pPr/>
+      <w:r>
+        <w:rPr>
+          <w:b/>
+        </w:rPr>
+        <w:t>Stories (sequência de 2)</w:t>
+      </w:r>
+    </w:p>
+    <w:p>
+      <w:pPr/>
+      <w:r>
+        <w:rPr>
+          <w:b w:val="0"/>
+        </w:rPr>
+        <w:t>S1: Assembleia decidindo síndico por eliminação, alguém se identifica? 👀</w:t>
+      </w:r>
+    </w:p>
+    <w:p>
+      <w:pPr/>
+      <w:r>
+        <w:rPr>
+          <w:b w:val="0"/>
+        </w:rPr>
+        <w:t>S2: Confere o carrossel completo no feed e comenta ASSEMBLEIA. 👆</w:t>
       </w:r>
     </w:p>
     <w:p>

--- a/strategia-sindicos/calendarios-editoriais/Calendario_Editorial_Strategia_Outubro2026.docx
+++ b/strategia-sindicos/calendarios-editoriais/Calendario_Editorial_Strategia_Outubro2026.docx
@@ -147,46 +147,43 @@
     <w:p>
       <w:pPr/>
       <w:r>
-        <w:rPr>
-          <w:b w:val="0"/>
-        </w:rPr>
-        <w:t>Moradores do condomínio podem fazer churrasco na sacada?</w:t>
+        <w:t>🔥 Respondendo as dúvidas que mais recebemos por aqui: moradores podem fazer churrasco na sacada?</w:t>
       </w:r>
     </w:p>
     <w:p>
       <w:pPr/>
       <w:r>
-        <w:rPr>
-          <w:b w:val="0"/>
-        </w:rPr>
-        <w:t>Depende. Se a sacada foi projetada como "sacada gourmet" — com churrasqueira embutida, exaustão adequada e estrutura própria pra isso — geralmente pode, desde que respeitando os horários e o convívio previstos na convenção.</w:t>
+        <w:t>A resposta é: depende do tipo de churrasqueira! 👀</w:t>
       </w:r>
     </w:p>
     <w:p>
       <w:pPr/>
       <w:r>
-        <w:rPr>
-          <w:b w:val="0"/>
-        </w:rPr>
-        <w:t>Já em sacadas comuns, sem essa estrutura, o uso de churrasqueira costuma ser proibido: risco de incêndio, fumaça incomodando outros moradores e falta de ventilação adequada.</w:t>
+        <w:t>Na maioria dos condomínios, o churrasco tradicional (carvão ou fogo aberto) é proibido em sacadas e varandas. Isso porque a fumaça se espalha facilmente entre os andares, entra pelas janelas dos vizinhos e pode até acionar o sistema de incêndio do prédio.</w:t>
       </w:r>
     </w:p>
     <w:p>
       <w:pPr/>
       <w:r>
-        <w:rPr>
-          <w:b w:val="0"/>
-        </w:rPr>
-        <w:t>Antes de acender o carvão, vale conferir o que diz a convenção do seu condomínio.</w:t>
+        <w:t>Já a churrasqueira gourmet elétrica é permitida! E o motivo é simples: ela conta com sistema de exaustão e controle de fumaça, o que faz toda a diferença na convivência entre vizinhos. Com ela, você aproveita momentos de lazer com a família e amigos sem incomodar quem mora ao lado ou nos andares vizinhos.</w:t>
       </w:r>
     </w:p>
     <w:p>
       <w:pPr/>
       <w:r>
-        <w:rPr>
-          <w:b w:val="0"/>
-        </w:rPr>
-        <w:t>Comente: CONDOMÍNIO e olhe o seu direct — nossa equipe te ajuda a entender as regras do seu prédio.</w:t>
+        <w:t>Ou seja: quer fazer aquele churrasco na sacada? Invista em uma churrasqueira gourmet e curta sem preocupação! 🍖🔥</w:t>
+      </w:r>
+    </w:p>
+    <w:p>
+      <w:pPr/>
+      <w:r>
+        <w:t>📌 Vale lembrar: cada condomínio tem sua própria convenção e regimento interno, então sempre confira as regras específicas do seu prédio antes de instalar qualquer equipamento.</w:t>
+      </w:r>
+    </w:p>
+    <w:p>
+      <w:pPr/>
+      <w:r>
+        <w:t>E se você tiver mais dúvidas sobre a gestão do que pode ou não pode no seu condomínio, comente CONDOMÍNIO que vamos te atender no direct, ou se preferir, clique no link da bio 👆</w:t>
       </w:r>
     </w:p>
     <w:p>
@@ -222,15 +219,6 @@
       </w:pPr>
       <w:r>
         <w:t>Quarta, 07/10</w:t>
-      </w:r>
-    </w:p>
-    <w:p>
-      <w:pPr/>
-      <w:r>
-        <w:rPr>
-          <w:b w:val="0"/>
-        </w:rPr>
-        <w:t>Referência: carrossel que estava em 02/10, aprofundado a pedido da cliente</w:t>
       </w:r>
     </w:p>
     <w:p>

--- a/strategia-sindicos/calendarios-editoriais/Calendario_Editorial_Strategia_Outubro2026.docx
+++ b/strategia-sindicos/calendarios-editoriais/Calendario_Editorial_Strategia_Outubro2026.docx
@@ -34,7 +34,7 @@
         <w:rPr>
           <w:b w:val="0"/>
         </w:rPr>
-        <w:t>Nota: Calendário revisado após os ajustes da cliente. O post de 09/10 não foi retirado do calendário — o vídeo que estava previsto virou carrossel/ilustração, já que não vai ser possível filmar. O carrossel de assembleia ganhou mais profundidade e passou de 02/10 para 07/10; o antigo carrossel de 07/10 ("motivos pra conhecer a Strategia") foi remanejado para 21/10, no lugar do post de humor que estava ali. O conteúdo de 28/10 (que estava muito parecido com o de 23/10) foi movido para o calendário de novembro, e um novo tema entrou no lugar. O Halloween do síndico (30/10) também virou carrossel em vez de vídeo. Os dias 16/10 e 23/10 têm um "Plano B" em formato estático, caso não seja possível gravar o vídeo. Datas extras que podem entrar num próximo ajuste, se fizer sentido: Outubro Rosa (mês inteiro, campanha de conscientização — post institucional/leve) e Dia Mundial da Poupança (31/10, cai num sábado este ano — combina com o tema de fundo de reserva/economia do condomínio).</w:t>
+        <w:t>Nota: Calendário revisado após os ajustes da cliente. O post de 09/10 não foi retirado do calendário — o vídeo que estava previsto virou carrossel/ilustração, já que não vai ser possível filmar. O carrossel de assembleia ganhou mais profundidade e passou de 02/10 para 07/10; o antigo carrossel de 07/10 ("motivos para conhecer a Strategia") foi remanejado para 21/10, no lugar do post de humor que estava ali. O conteúdo de 28/10 (que estava muito parecido com o de 23/10) foi movido para o calendário de novembro, e um novo tema entrou no lugar. O Halloween do síndico (30/10) também virou carrossel em vez de vídeo. Os dias 16/10 e 23/10 têm um "Plano B" em formato estático, caso não seja possível gravar o vídeo. Datas extras que podem entrar num próximo ajuste, se fizer sentido: Outubro Rosa (mês inteiro, campanha de conscientização — post institucional/leve) e Dia Mundial da Poupança (31/10, cai num sábado este ano — combina com o tema de fundo de reserva/economia do condomínio).</w:t>
       </w:r>
     </w:p>
     <w:p>
@@ -308,7 +308,7 @@
         <w:rPr>
           <w:b w:val="0"/>
         </w:rPr>
-        <w:t>Grande parte dos condomínios acaba reconduzindo, quase no automático, a gestão atual — mesmo quando ela não é eficiente ou quando os moradores não estão satisfeitos. Isso acontece por desorganização, por renovação automática sem discussão de verdade, e muitas vezes porque não apareceu nenhuma opção no mercado que justificasse a troca.</w:t>
+        <w:t>Grande parte dos condomínios acaba reconduzindo, quase no automático, a gestão atual, mesmo quando ela não é eficiente ou quando os moradores não estão satisfeitos. Isso acontece por desorganização, por renovação automática sem discussão de verdade, e muitas vezes porque não apareceu nenhuma opção no mercado que justificasse a troca.</w:t>
       </w:r>
     </w:p>
     <w:p>
@@ -353,7 +353,7 @@
         <w:rPr>
           <w:b w:val="0"/>
         </w:rPr>
-        <w:t>Se você é conselheiro ou morador e sabe que você — e outros moradores — não estão satisfeitos com a gestão atual, ainda dá tempo de conhecer a Strategia pra fazer a gestão do próximo ano do seu condomínio. Montamos uma proposta personalizada pro seu condomínio.</w:t>
+        <w:t>Se você é conselheiro ou morador e sabe que você, e outros moradores, não estão satisfeitos com a gestão atual, ainda dá tempo de conhecer a Strategia para fazer a gestão do próximo ano do seu condomínio. Montamos uma proposta personalizada para o seu condomínio.</w:t>
       </w:r>
     </w:p>
     <w:p>
@@ -371,7 +371,7 @@
         <w:rPr>
           <w:b w:val="0"/>
         </w:rPr>
-        <w:t>Quer saber mais? Comente: ASSEMBLEIA e vamos te passar todos os detalhes no seu direct — inclusive agendar uma conversa e montar uma proposta personalizada.</w:t>
+        <w:t>Quer saber mais? Comente: ASSEMBLEIA e vamos te passar todos os detalhes no seu direct, inclusive agendar uma conversa e montar uma proposta personalizada.</w:t>
       </w:r>
     </w:p>
     <w:p>
@@ -550,7 +550,7 @@
         <w:rPr>
           <w:b w:val="0"/>
         </w:rPr>
-        <w:t>Visual: ilustração leve com tom de humor — uma assembleia de condomínio, todo mundo olhando pro teto/pro lado, ninguém levanta a mão. Fundo claro.</w:t>
+        <w:t>Visual: ilustração leve com tom de humor — uma assembleia de condomínio, todo mundo olhando para o teto/para o lado, ninguém levanta a mão. Fundo claro.</w:t>
       </w:r>
     </w:p>
     <w:p>
@@ -711,7 +711,7 @@
         <w:rPr>
           <w:b w:val="0"/>
         </w:rPr>
-        <w:t>Referência: substitui o post de quarta (14/10) — data movida pra segunda-feira, 12/10, pra cair no feriado</w:t>
+        <w:t>Referência: substitui o post de quarta (14/10) — data movida para segunda-feira, 12/10, para cair no feriado</w:t>
       </w:r>
     </w:p>
     <w:p>
@@ -801,7 +801,7 @@
         <w:rPr>
           <w:b w:val="0"/>
         </w:rPr>
-        <w:t>Feliz Dia das Crianças pra toda a criançada dos condomínios que a Strategia tem o prazer de cuidar! 💙</w:t>
+        <w:t>Feliz Dia das Crianças para toda a criançada dos condomínios que a Strategia tem o prazer de cuidar! 💙</w:t>
       </w:r>
     </w:p>
     <w:p>
@@ -881,7 +881,7 @@
         <w:rPr>
           <w:b w:val="0"/>
         </w:rPr>
-        <w:t>Formato: síndico(a) da Strategia falando diretamente pra câmera. Pode usar o teleprompter ou falar com as próprias palavras.</w:t>
+        <w:t>Formato: síndico(a) da Strategia falando diretamente para câmera. Pode usar o teleprompter ou falar com as próprias palavras.</w:t>
       </w:r>
     </w:p>
     <w:p>
@@ -944,7 +944,7 @@
         <w:rPr>
           <w:b/>
         </w:rPr>
-        <w:t>PLANO B — caso não seja possível gravar o vídeo</w:t>
+        <w:t>PLANO B — post estático, caso não seja possível gravar o vídeo</w:t>
       </w:r>
     </w:p>
     <w:p>
@@ -953,7 +953,70 @@
         <w:rPr>
           <w:b w:val="0"/>
         </w:rPr>
-        <w:t>Transformar em post estático: headline "Seu seguro contra incêndio está com o valor de cobertura atualizado?" + legenda igual à do vídeo, adaptada pra formato de leitura (sem o "sou síndico(a) [nome]").</w:t>
+        <w:t>Headline: Seu condomínio tem seguro contra incêndio. Mas o valor da cobertura ainda faz sentido hoje?</w:t>
+      </w:r>
+    </w:p>
+    <w:p>
+      <w:pPr/>
+      <w:r>
+        <w:rPr>
+          <w:b w:val="0"/>
+        </w:rPr>
+        <w:t>Sub-headline: Muitos condomínios contratam a apólice uma vez... e nunca mais revisam.</w:t>
+      </w:r>
+    </w:p>
+    <w:p>
+      <w:pPr/>
+      <w:r>
+        <w:rPr>
+          <w:b w:val="0"/>
+        </w:rPr>
+        <w:t>CTA (no card): Comente: SEGURO e olhe o seu direct.</w:t>
+      </w:r>
+    </w:p>
+    <w:p>
+      <w:pPr/>
+      <w:r>
+        <w:rPr>
+          <w:b/>
+        </w:rPr>
+        <w:t>Legenda adaptada para o post estático:</w:t>
+      </w:r>
+    </w:p>
+    <w:p>
+      <w:pPr/>
+      <w:r>
+        <w:rPr>
+          <w:b w:val="0"/>
+        </w:rPr>
+        <w:t>Seguro desatualizado só vira problema na hora que mais dói: durante o sinistro.</w:t>
+      </w:r>
+    </w:p>
+    <w:p>
+      <w:pPr/>
+      <w:r>
+        <w:rPr>
+          <w:b w:val="0"/>
+        </w:rPr>
+        <w:t>Muitos condomínios contratam a apólice uma vez e nunca mais revisam, mesmo com o valor do imóvel e das obras mudando com o tempo. Na hora do sinistro, é aí que se descobre que a cobertura não é suficiente — e quem paga a diferença é o próprio condomínio, no rateio.</w:t>
+      </w:r>
+    </w:p>
+    <w:p>
+      <w:pPr/>
+      <w:r>
+        <w:rPr>
+          <w:b w:val="0"/>
+        </w:rPr>
+        <w:t>A Strategia revisa a apólice do condomínio com regularidade, para garantir que a cobertura acompanha o valor real do patrimônio.</w:t>
+      </w:r>
+    </w:p>
+    <w:p>
+      <w:pPr/>
+      <w:r>
+        <w:rPr>
+          <w:b w:val="0"/>
+        </w:rPr>
+        <w:t>Comente: SEGURO e olhe o seu direct, nossa equipe vai te orientar.</w:t>
       </w:r>
     </w:p>
     <w:p>
@@ -980,7 +1043,7 @@
         <w:rPr>
           <w:b w:val="0"/>
         </w:rPr>
-        <w:t>A Strategia revisa a apólice do condomínio com regularidade, pra garantir que a cobertura acompanha o valor real do patrimônio.</w:t>
+        <w:t>A Strategia revisa a apólice do condomínio com regularidade, para garantir que a cobertura acompanha o valor real do patrimônio.</w:t>
       </w:r>
     </w:p>
     <w:p>
@@ -1042,15 +1105,6 @@
         <w:rPr>
           <w:b w:val="0"/>
         </w:rPr>
-        <w:t>Referência: carrossel que estava em 07/10 na versão anterior do calendário, remanejado pra cá no lugar do post de humor</w:t>
-      </w:r>
-    </w:p>
-    <w:p>
-      <w:pPr/>
-      <w:r>
-        <w:rPr>
-          <w:b w:val="0"/>
-        </w:rPr>
         <w:t>Objetivo: Educa → Qualifica → Venda</w:t>
       </w:r>
     </w:p>
@@ -1060,7 +1114,7 @@
         <w:rPr>
           <w:b w:val="0"/>
         </w:rPr>
-        <w:t>Temática macro: Motivos pra conhecer a Strategia antes da assembleia do seu condomínio</w:t>
+        <w:t>Temática macro: Motivos para conhecer a Strategia antes da assembleia do seu condomínio</w:t>
       </w:r>
     </w:p>
     <w:p>
@@ -1069,7 +1123,7 @@
         <w:rPr>
           <w:b w:val="0"/>
         </w:rPr>
-        <w:t>Eixo: Dor: medo de repetir uma gestão ineficiente por mais um ano · Desejo: gestão eficiente e clara garantida pro próximo ano</w:t>
+        <w:t>Eixo: Dor: medo de repetir uma gestão ineficiente por mais um ano · Desejo: gestão eficiente e clara garantida para o próximo ano</w:t>
       </w:r>
     </w:p>
     <w:p>
@@ -1096,7 +1150,7 @@
         <w:rPr>
           <w:b w:val="0"/>
         </w:rPr>
-        <w:t>Headline: 4 motivos pra conhecer a Strategia antes da assembleia do seu condomínio</w:t>
+        <w:t>Headline: 4 motivos para conhecer a Strategia antes da assembleia do seu condomínio</w:t>
       </w:r>
     </w:p>
     <w:p>
@@ -1132,7 +1186,7 @@
         <w:rPr>
           <w:b w:val="0"/>
         </w:rPr>
-        <w:t>Relatório detalhado, balanço semestral e acesso direto aos documentos — sem depender de pedir satisfação pro síndico.</w:t>
+        <w:t>Relatório detalhado, balanço semestral e acesso direto aos documentos — sem depender de pedir satisfação para o síndico.</w:t>
       </w:r>
     </w:p>
     <w:p>
@@ -1213,7 +1267,7 @@
         <w:rPr>
           <w:b w:val="0"/>
         </w:rPr>
-        <w:t>Menos imprevisto de última hora, mais planejamento de médio prazo pro patrimônio do condomínio.</w:t>
+        <w:t>Menos imprevisto de última hora, mais planejamento de médio prazo para o patrimônio do condomínio.</w:t>
       </w:r>
     </w:p>
     <w:p>
@@ -1258,16 +1312,13 @@
         <w:rPr>
           <w:b w:val="0"/>
         </w:rPr>
-        <w:t>Sua assembleia já tem data? Ainda dá tempo de levar essa conversa pra lá.</w:t>
+        <w:t>Se a assembleia do seu condomínio já tem data, ainda dá tempo de levar a nossa proposta para os conselheiros e moradores avaliarem — e quem sabe permitir que a Strategia faça a gestão do seu condomínio no próximo ano, já nos próximos meses.</w:t>
       </w:r>
     </w:p>
     <w:p>
       <w:pPr/>
       <w:r>
-        <w:rPr>
-          <w:b w:val="0"/>
-        </w:rPr>
-        <w:t>Comente: ASSEMBLEIA e olhe o seu direct.</w:t>
+        <w:t>Se você se interessou, comente: ASSEMBLEIA que vamos enviar todas as informações no seu direct. Ou, se preferir, fale conosco através do link da bio.</w:t>
       </w:r>
     </w:p>
     <w:p>
@@ -1285,7 +1336,7 @@
         <w:rPr>
           <w:b w:val="0"/>
         </w:rPr>
-        <w:t>Quatro coisas que fazem diferença de verdade na gestão de um condomínio — e que valem a pena levar pra discussão antes da assembleia deste ano.</w:t>
+        <w:t>Quatro coisas que fazem diferença de verdade na gestão de um condomínio — e que valem a pena levar para discussão antes da assembleia deste ano.</w:t>
       </w:r>
     </w:p>
     <w:p>
@@ -1303,7 +1354,7 @@
         <w:rPr>
           <w:b w:val="0"/>
         </w:rPr>
-        <w:t>Comente: ASSEMBLEIA e olhe o seu direct — nossa equipe vai te orientar.</w:t>
+        <w:t>Comente: ASSEMBLEIA e olhe o seu direct, nossa equipe vai te orientar.</w:t>
       </w:r>
     </w:p>
     <w:p>
@@ -1348,7 +1399,7 @@
         <w:rPr>
           <w:b w:val="0"/>
         </w:rPr>
-        <w:t>S4: Ainda dá tempo de levar essa conversa pra sua assembleia. Salva. 👆</w:t>
+        <w:t>S4: Ainda dá tempo de levar essa conversa para sua assembleia. Salva. 👆</w:t>
       </w:r>
     </w:p>
     <w:p>
@@ -1527,7 +1578,7 @@
         <w:rPr>
           <w:b/>
         </w:rPr>
-        <w:t>PLANO B — caso não seja possível gravar o vídeo</w:t>
+        <w:t>PLANO B — post estático, caso não seja possível gravar o vídeo</w:t>
       </w:r>
     </w:p>
     <w:p>
@@ -1536,7 +1587,61 @@
         <w:rPr>
           <w:b w:val="0"/>
         </w:rPr>
-        <w:t>Transformar um dos ganchos em post estático, no mesmo formato do post de 02/10 (pergunta na imagem + resposta na legenda). Sugestão: usar a pergunta "Carro maior que a vaga de garagem pode estacionar no condomínio?" — é a mais visual e fácil de ilustrar com uma foto de garagem.</w:t>
+        <w:t>Headline: Carro maior que a vaga de garagem pode estacionar dentro do condomínio?</w:t>
+      </w:r>
+    </w:p>
+    <w:p>
+      <w:pPr/>
+      <w:r>
+        <w:rPr>
+          <w:b w:val="0"/>
+        </w:rPr>
+        <w:t>Sub-headline: Resposta na legenda.</w:t>
+      </w:r>
+    </w:p>
+    <w:p>
+      <w:pPr/>
+      <w:r>
+        <w:rPr>
+          <w:b w:val="0"/>
+        </w:rPr>
+        <w:t>Visual: foto de garagem de condomínio, carro grande ocupando parte de outra vaga ou área comum.</w:t>
+      </w:r>
+    </w:p>
+    <w:p>
+      <w:pPr/>
+      <w:r>
+        <w:rPr>
+          <w:b w:val="0"/>
+        </w:rPr>
+        <w:t>CTA (no card): Comente: CONDOMÍNIO e olhe o seu direct.</w:t>
+      </w:r>
+    </w:p>
+    <w:p>
+      <w:pPr/>
+      <w:r>
+        <w:rPr>
+          <w:b/>
+        </w:rPr>
+        <w:t>Legenda adaptada para o post estático:</w:t>
+      </w:r>
+    </w:p>
+    <w:p>
+      <w:pPr/>
+      <w:r>
+        <w:rPr>
+          <w:b w:val="0"/>
+        </w:rPr>
+        <w:t>Você pode até ter um carro maior que a vaga de garagem do seu apartamento. Mas estacionar esse carro invadindo área comum, corredor ou vaga alheia, dentro do condomínio, geralmente não pode — a menos que a convenção preveja alguma exceção específica.</w:t>
+      </w:r>
+    </w:p>
+    <w:p>
+      <w:pPr/>
+      <w:r>
+        <w:rPr>
+          <w:b w:val="0"/>
+        </w:rPr>
+        <w:t>Ficou com dúvida sobre alguma regra do seu condomínio? Comente: CONDOMÍNIO e olhe o seu direct, nossa equipe vai te orientar.</w:t>
       </w:r>
     </w:p>
     <w:p>
@@ -1625,7 +1730,7 @@
         <w:rPr>
           <w:b w:val="0"/>
         </w:rPr>
-        <w:t>Referência: o conteúdo que estava aqui (Pode/Não pode Parte 2) ficou muito parecido com o de 23/10 — foi movido para o calendário de novembro, e este é um tema novo no lugar</w:t>
+        <w:t>Referência: post estático (formato reduzido, já que outubro tem muitos carrosséis) — pegada mais leve/descontraída, no formato "mito ou verdade" já usado em 02/10</w:t>
       </w:r>
     </w:p>
     <w:p>
@@ -1634,7 +1739,7 @@
         <w:rPr>
           <w:b w:val="0"/>
         </w:rPr>
-        <w:t>Objetivo: Educa → Qualifica → Venda</w:t>
+        <w:t>Objetivo: Engajamento leve com fundo educativo</w:t>
       </w:r>
     </w:p>
     <w:p>
@@ -1643,7 +1748,7 @@
         <w:rPr>
           <w:b w:val="0"/>
         </w:rPr>
-        <w:t>Temática macro: Planejamento orçamentário do condomínio pro próximo ano</w:t>
+        <w:t>Temática macro: Reclamar no grupo do condomínio resolve mais rápido do que abrir um chamado oficial?</w:t>
       </w:r>
     </w:p>
     <w:p>
@@ -1652,7 +1757,7 @@
         <w:rPr>
           <w:b w:val="0"/>
         </w:rPr>
-        <w:t>Eixo: Dor: condomínio chega em dezembro sem previsão de gastos nem fundo de reserva ajustado pro ano seguinte · Desejo: orçamento planejado com antecedência, sem sustos no início do ano</w:t>
+        <w:t>Eixo: Gatilho de humor/curiosidade: a crença comum de que o grupo de WhatsApp "resolve tudo mais rápido" · Desejo: entender por que registrar formalmente funciona melhor</w:t>
       </w:r>
     </w:p>
     <w:p>
@@ -1661,7 +1766,7 @@
         <w:rPr>
           <w:b/>
         </w:rPr>
-        <w:t>Cards</w:t>
+        <w:t>Conteúdo do post</w:t>
       </w:r>
     </w:p>
     <w:p>
@@ -1670,7 +1775,7 @@
         <w:rPr>
           <w:b w:val="0"/>
         </w:rPr>
-        <w:t>Card 1 — Capa</w:t>
+        <w:t>Formato: post estático, mito ou verdade — mesmo estilo do post de 02/10 (pergunta na imagem, resposta na legenda)</w:t>
       </w:r>
     </w:p>
     <w:p>
@@ -1679,7 +1784,7 @@
         <w:rPr>
           <w:b w:val="0"/>
         </w:rPr>
-        <w:t>Headline: Faltam poucos meses pro fim do ano. Seu condomínio já começou o planejamento orçamentário de 2027?</w:t>
+        <w:t>Headline: Reclamar no grupo do condomínio resolve mais rápido que abrir um chamado oficial? 👀</w:t>
       </w:r>
     </w:p>
     <w:p>
@@ -1688,7 +1793,7 @@
         <w:rPr>
           <w:b w:val="0"/>
         </w:rPr>
-        <w:t>Visual: calendário/planilha estilizada, texto grande, fundo escuro.</w:t>
+        <w:t>Sub-headline: Resposta na legenda.</w:t>
       </w:r>
     </w:p>
     <w:p>
@@ -1697,178 +1802,7 @@
         <w:rPr>
           <w:b w:val="0"/>
         </w:rPr>
-        <w:t>Card 2</w:t>
-      </w:r>
-    </w:p>
-    <w:p>
-      <w:pPr/>
-      <w:r>
-        <w:rPr>
-          <w:b w:val="0"/>
-        </w:rPr>
-        <w:t>O que normalmente acontece</w:t>
-      </w:r>
-    </w:p>
-    <w:p>
-      <w:pPr/>
-      <w:r>
-        <w:rPr>
-          <w:b w:val="0"/>
-        </w:rPr>
-        <w:t>Boa parte dos condomínios só discute orçamento na própria assembleia de fim de ano, sem levantamento prévio de gastos previstos — manutenção, contratos, reajustes.</w:t>
-      </w:r>
-    </w:p>
-    <w:p>
-      <w:pPr/>
-      <w:r>
-        <w:rPr>
-          <w:b w:val="0"/>
-        </w:rPr>
-        <w:t>Card 3</w:t>
-      </w:r>
-    </w:p>
-    <w:p>
-      <w:pPr/>
-      <w:r>
-        <w:rPr>
-          <w:b w:val="0"/>
-        </w:rPr>
-        <w:t>O que isso gera</w:t>
-      </w:r>
-    </w:p>
-    <w:p>
-      <w:pPr/>
-      <w:r>
-        <w:rPr>
-          <w:b w:val="0"/>
-        </w:rPr>
-        <w:t>→ Taxa condominial reajustada sem justificativa clara pros moradores.</w:t>
-      </w:r>
-    </w:p>
-    <w:p>
-      <w:pPr/>
-      <w:r>
-        <w:rPr>
-          <w:b w:val="0"/>
-        </w:rPr>
-        <w:t>→ Fundo de reserva subdimensionado pra imprevistos do ano seguinte.</w:t>
-      </w:r>
-    </w:p>
-    <w:p>
-      <w:pPr/>
-      <w:r>
-        <w:rPr>
-          <w:b w:val="0"/>
-        </w:rPr>
-        <w:t>→ Decisões de última hora, sem tempo de comparar fornecedores ou negociar contratos.</w:t>
-      </w:r>
-    </w:p>
-    <w:p>
-      <w:pPr/>
-      <w:r>
-        <w:rPr>
-          <w:b w:val="0"/>
-        </w:rPr>
-        <w:t>Card 4</w:t>
-      </w:r>
-    </w:p>
-    <w:p>
-      <w:pPr/>
-      <w:r>
-        <w:rPr>
-          <w:b w:val="0"/>
-        </w:rPr>
-        <w:t>O que um planejamento antecipado inclui</w:t>
-      </w:r>
-    </w:p>
-    <w:p>
-      <w:pPr/>
-      <w:r>
-        <w:rPr>
-          <w:b w:val="0"/>
-        </w:rPr>
-        <w:t>Levantamento de despesas fixas e variáveis do ano, projeção de reajustes de contratos, revisão do percentual do fundo de reserva e simulação de cenários de imprevisto.</w:t>
-      </w:r>
-    </w:p>
-    <w:p>
-      <w:pPr/>
-      <w:r>
-        <w:rPr>
-          <w:b w:val="0"/>
-        </w:rPr>
-        <w:t>Card 5</w:t>
-      </w:r>
-    </w:p>
-    <w:p>
-      <w:pPr/>
-      <w:r>
-        <w:rPr>
-          <w:b w:val="0"/>
-        </w:rPr>
-        <w:t>Como a Strategia atua</w:t>
-      </w:r>
-    </w:p>
-    <w:p>
-      <w:pPr/>
-      <w:r>
-        <w:rPr>
-          <w:b w:val="0"/>
-        </w:rPr>
-        <w:t>Prepara o orçamento do próximo ano com antecedência, negocia contratos antes do reajuste automático e leva tudo pronto — com justificativa clara — pra assembleia decidir com informação.</w:t>
-      </w:r>
-    </w:p>
-    <w:p>
-      <w:pPr/>
-      <w:r>
-        <w:rPr>
-          <w:b w:val="0"/>
-        </w:rPr>
-        <w:t>Card 6</w:t>
-      </w:r>
-    </w:p>
-    <w:p>
-      <w:pPr/>
-      <w:r>
-        <w:rPr>
-          <w:b w:val="0"/>
-        </w:rPr>
-        <w:t>Orçamento feito às pressas é orçamento decidido no escuro.</w:t>
-      </w:r>
-    </w:p>
-    <w:p>
-      <w:pPr/>
-      <w:r>
-        <w:rPr>
-          <w:b w:val="0"/>
-        </w:rPr>
-        <w:t>Visual: frase de impacto, fundo azul escuro.</w:t>
-      </w:r>
-    </w:p>
-    <w:p>
-      <w:pPr/>
-      <w:r>
-        <w:rPr>
-          <w:b w:val="0"/>
-        </w:rPr>
-        <w:t>Card 7 — CTA</w:t>
-      </w:r>
-    </w:p>
-    <w:p>
-      <w:pPr/>
-      <w:r>
-        <w:rPr>
-          <w:b w:val="0"/>
-        </w:rPr>
-        <w:t>O orçamento do seu condomínio pro ano que vem já está sendo preparado?</w:t>
-      </w:r>
-    </w:p>
-    <w:p>
-      <w:pPr/>
-      <w:r>
-        <w:rPr>
-          <w:b w:val="0"/>
-        </w:rPr>
-        <w:t>Comente: ORÇAMENTO e olhe o seu direct.</w:t>
+        <w:t>Visual: celular com notificações de grupo de WhatsApp (ilustração leve, tom de humor), fundo escuro.</w:t>
       </w:r>
     </w:p>
     <w:p>
@@ -1886,7 +1820,7 @@
         <w:rPr>
           <w:b w:val="0"/>
         </w:rPr>
-        <w:t>Faltam poucos meses pro fim do ano — e é agora que se planeja o orçamento do condomínio pra 2027, não na véspera da assembleia.</w:t>
+        <w:t>Parece que sim, né? A mensagem sai na hora, todo mundo vê, alguém sempre responde rápido...</w:t>
       </w:r>
     </w:p>
     <w:p>
@@ -1895,7 +1829,7 @@
         <w:rPr>
           <w:b w:val="0"/>
         </w:rPr>
-        <w:t>A Strategia prepara esse planejamento com antecedência, negocia contratos e leva tudo pronto, com justificativa clara, pra assembleia decidir com informação.</w:t>
+        <w:t>Só que resposta rápida não é a mesma coisa que solução registrada. No grupo, ninguém sabe quem ficou responsável, não tem prazo, e a reclamação se perde entre o áudio de 4 minutos e a foto do cachorro do vizinho.</w:t>
       </w:r>
     </w:p>
     <w:p>
@@ -1904,7 +1838,16 @@
         <w:rPr>
           <w:b w:val="0"/>
         </w:rPr>
-        <w:t>Comente: ORÇAMENTO e olhe o seu direct — nossa equipe vai te orientar.</w:t>
+        <w:t>Já um chamado oficial fica registrado, tem prazo de resposta e permite cobrar andamento — mesmo que a resposta inicial demore um pouco mais.</w:t>
+      </w:r>
+    </w:p>
+    <w:p>
+      <w:pPr/>
+      <w:r>
+        <w:rPr>
+          <w:b w:val="0"/>
+        </w:rPr>
+        <w:t>Comente: CHAMADO e a gente te explica como estruturar isso no seu condomínio.</w:t>
       </w:r>
     </w:p>
     <w:p>
@@ -1913,7 +1856,7 @@
         <w:rPr>
           <w:b/>
         </w:rPr>
-        <w:t>Stories (sequência de 3)</w:t>
+        <w:t>Stories (sequência de 2)</w:t>
       </w:r>
     </w:p>
     <w:p>
@@ -1922,7 +1865,7 @@
         <w:rPr>
           <w:b w:val="0"/>
         </w:rPr>
-        <w:t>S1: Seu condomínio já começou o planejamento orçamentário pro ano que vem? (enquete: Já começou / Ainda não)</w:t>
+        <w:t>S1: Seu condomínio resolve tudo pelo grupo de WhatsApp? (enquete: Sim, é assim mesmo / Não, tem canal oficial)</w:t>
       </w:r>
     </w:p>
     <w:p>
@@ -1931,16 +1874,7 @@
         <w:rPr>
           <w:b w:val="0"/>
         </w:rPr>
-        <w:t>S2: No carrossel de hoje mostramos o que entra nesse planejamento.</w:t>
-      </w:r>
-    </w:p>
-    <w:p>
-      <w:pPr/>
-      <w:r>
-        <w:rPr>
-          <w:b w:val="0"/>
-        </w:rPr>
-        <w:t>S3: Comenta ORÇAMENTO e vê como a Strategia ajuda nisso. 👆</w:t>
+        <w:t>S2: A resposta completa está no post de hoje. Confere lá e comenta CHAMADO. 👆</w:t>
       </w:r>
     </w:p>
     <w:p>
@@ -1984,7 +1918,7 @@
         <w:rPr>
           <w:b w:val="0"/>
         </w:rPr>
-        <w:t>Eixo: Gatilho de humor: usar o clima de Halloween pra brincar com os "terrores" reais do dia a dia condominial · Desejo: leveza e identificação</w:t>
+        <w:t>Eixo: Gatilho de humor: usar o clima de Halloween para brincar com os "terrores" reais do dia a dia condominial · Desejo: leveza e identificação</w:t>
       </w:r>
     </w:p>
     <w:p>
@@ -2092,7 +2026,7 @@
         <w:rPr>
           <w:b w:val="0"/>
         </w:rPr>
-        <w:t>"O morador que só aparece na assembleia pra reclamar — e nunca mais é visto."</w:t>
+        <w:t>"O morador que só aparece na assembleia para reclamar — e nunca mais é visto."</w:t>
       </w:r>
     </w:p>
     <w:p>
@@ -2110,7 +2044,7 @@
         <w:rPr>
           <w:b w:val="0"/>
         </w:rPr>
-        <w:t>Feliz Halloween! Que o único terror do seu condomínio seja esse. 🎃</w:t>
+        <w:t>Feliz Halloween! Que o seu condomínio não tenha nenhum tipo de terror... e que o máximo de sustos sejam as crianças do condomínio pedindo gostosuras ou travessuras! 🎃👻</w:t>
       </w:r>
     </w:p>
     <w:p>

--- a/strategia-sindicos/calendarios-editoriais/Calendario_Editorial_Strategia_Outubro2026.docx
+++ b/strategia-sindicos/calendarios-editoriais/Calendario_Editorial_Strategia_Outubro2026.docx
@@ -1730,7 +1730,7 @@
         <w:rPr>
           <w:b w:val="0"/>
         </w:rPr>
-        <w:t>Referência: post estático (formato reduzido, já que outubro tem muitos carrosséis) — pegada mais leve/descontraída, no formato "mito ou verdade" já usado em 02/10</w:t>
+        <w:t>Referência: vídeo/post original de @danilopraxedes (https://www.instagram.com/p/DdWUA5Lm68o/) — repost com créditos, no formato "coisas que só acontecem em condomínio" (mesma lógica do post do "ET" já feito antes)</w:t>
       </w:r>
     </w:p>
     <w:p>
@@ -1739,7 +1739,7 @@
         <w:rPr>
           <w:b w:val="0"/>
         </w:rPr>
-        <w:t>Objetivo: Engajamento leve com fundo educativo</w:t>
+        <w:t>Objetivo: Engajamento leve / humor viral, formato reveal (imagem chocante → explicação real)</w:t>
       </w:r>
     </w:p>
     <w:p>
@@ -1748,7 +1748,7 @@
         <w:rPr>
           <w:b w:val="0"/>
         </w:rPr>
-        <w:t>Temática macro: Reclamar no grupo do condomínio resolve mais rápido do que abrir um chamado oficial?</w:t>
+        <w:t>Temática macro: A "noiva fantasma" do condomínio era a cachorra da vizinha</w:t>
       </w:r>
     </w:p>
     <w:p>
@@ -1757,7 +1757,7 @@
         <w:rPr>
           <w:b w:val="0"/>
         </w:rPr>
-        <w:t>Eixo: Gatilho de humor/curiosidade: a crença comum de que o grupo de WhatsApp "resolve tudo mais rápido" · Desejo: entender por que registrar formalmente funciona melhor</w:t>
+        <w:t>Eixo: Gatilho de humor e curiosidade: sequência de reveal (choque → explicação engraçada) · Desejo: entretenimento leve com a marca da Strategia</w:t>
       </w:r>
     </w:p>
     <w:p>
@@ -1766,7 +1766,7 @@
         <w:rPr>
           <w:b/>
         </w:rPr>
-        <w:t>Conteúdo do post</w:t>
+        <w:t>Cards</w:t>
       </w:r>
     </w:p>
     <w:p>
@@ -1775,7 +1775,7 @@
         <w:rPr>
           <w:b w:val="0"/>
         </w:rPr>
-        <w:t>Formato: post estático, mito ou verdade — mesmo estilo do post de 02/10 (pergunta na imagem, resposta na legenda)</w:t>
+        <w:t>Card 1 — Capa (chocante)</w:t>
       </w:r>
     </w:p>
     <w:p>
@@ -1784,7 +1784,7 @@
         <w:rPr>
           <w:b w:val="0"/>
         </w:rPr>
-        <w:t>Headline: Reclamar no grupo do condomínio resolve mais rápido que abrir um chamado oficial? 👀</w:t>
+        <w:t>Headline: Moradores juram que viram uma noiva fantasma na janela do 2º andar 👻</w:t>
       </w:r>
     </w:p>
     <w:p>
@@ -1793,7 +1793,44 @@
         <w:rPr>
           <w:b w:val="0"/>
         </w:rPr>
-        <w:t>Sub-headline: Resposta na legenda.</w:t>
+        <w:t>Visual: foto da cachorra Catarina com a cortina na cabeça, olhando pela janela (imagem 1, fornecida pela cliente/@danilopraxedes).</w:t>
+      </w:r>
+    </w:p>
+    <w:p>
+      <w:pPr/>
+      <w:r>
+        <w:drawing>
+          <wp:inline xmlns:a="http://schemas.openxmlformats.org/drawingml/2006/main" xmlns:pic="http://schemas.openxmlformats.org/drawingml/2006/picture">
+            <wp:extent cx="2011680" cy="2533227"/>
+            <wp:docPr id="2" name="Picture 2"/>
+            <wp:cNvGraphicFramePr>
+              <a:graphicFrameLocks noChangeAspect="1"/>
+            </wp:cNvGraphicFramePr>
+            <a:graphic>
+              <a:graphicData uri="http://schemas.openxmlformats.org/drawingml/2006/picture">
+                <pic:pic>
+                  <pic:nvPicPr>
+                    <pic:cNvPr id="0" name="noiva4.png"/>
+                    <pic:cNvPicPr/>
+                  </pic:nvPicPr>
+                  <pic:blipFill>
+                    <a:blip r:embed="rId10"/>
+                    <a:stretch>
+                      <a:fillRect/>
+                    </a:stretch>
+                  </pic:blipFill>
+                  <pic:spPr>
+                    <a:xfrm>
+                      <a:off x="0" y="0"/>
+                      <a:ext cx="2011680" cy="2533227"/>
+                    </a:xfrm>
+                    <a:prstGeom prst="rect"/>
+                  </pic:spPr>
+                </pic:pic>
+              </a:graphicData>
+            </a:graphic>
+          </wp:inline>
+        </w:drawing>
       </w:r>
     </w:p>
     <w:p>
@@ -1802,7 +1839,62 @@
         <w:rPr>
           <w:b w:val="0"/>
         </w:rPr>
-        <w:t>Visual: celular com notificações de grupo de WhatsApp (ilustração leve, tom de humor), fundo escuro.</w:t>
+        <w:t>Card 2 — Revelação</w:t>
+      </w:r>
+    </w:p>
+    <w:p>
+      <w:pPr/>
+      <w:r>
+        <w:rPr>
+          <w:b w:val="0"/>
+        </w:rPr>
+        <w:t>Headline: Era a Catarina. E o síndico teve que mandar mensagem pro dono dela.</w:t>
+      </w:r>
+    </w:p>
+    <w:p>
+      <w:pPr/>
+      <w:r>
+        <w:rPr>
+          <w:b w:val="0"/>
+        </w:rPr>
+        <w:t>Visual: print da mensagem enviada pelo síndico ao morador (imagem 2, fornecida pela cliente/@danilopraxedes): "Boa noite, Sr. Danilo! Estamos passando pra pedir que sua cachorra (Catarina) pare de assustar as crianças do prédio vestida de noiva fantasma! Recebemos algumas reclamações, espero que entenda. Atenciosamente, Gerência do condomínio!"</w:t>
+      </w:r>
+    </w:p>
+    <w:p>
+      <w:pPr/>
+      <w:r>
+        <w:drawing>
+          <wp:inline xmlns:a="http://schemas.openxmlformats.org/drawingml/2006/main" xmlns:pic="http://schemas.openxmlformats.org/drawingml/2006/picture">
+            <wp:extent cx="2011680" cy="2687207"/>
+            <wp:docPr id="3" name="Picture 3"/>
+            <wp:cNvGraphicFramePr>
+              <a:graphicFrameLocks noChangeAspect="1"/>
+            </wp:cNvGraphicFramePr>
+            <a:graphic>
+              <a:graphicData uri="http://schemas.openxmlformats.org/drawingml/2006/picture">
+                <pic:pic>
+                  <pic:nvPicPr>
+                    <pic:cNvPr id="0" name="noiva3.png"/>
+                    <pic:cNvPicPr/>
+                  </pic:nvPicPr>
+                  <pic:blipFill>
+                    <a:blip r:embed="rId11"/>
+                    <a:stretch>
+                      <a:fillRect/>
+                    </a:stretch>
+                  </pic:blipFill>
+                  <pic:spPr>
+                    <a:xfrm>
+                      <a:off x="0" y="0"/>
+                      <a:ext cx="2011680" cy="2687207"/>
+                    </a:xfrm>
+                    <a:prstGeom prst="rect"/>
+                  </pic:spPr>
+                </pic:pic>
+              </a:graphicData>
+            </a:graphic>
+          </wp:inline>
+        </w:drawing>
       </w:r>
     </w:p>
     <w:p>
@@ -1820,7 +1912,7 @@
         <w:rPr>
           <w:b w:val="0"/>
         </w:rPr>
-        <w:t>Parece que sim, né? A mensagem sai na hora, todo mundo vê, alguém sempre responde rápido...</w:t>
+        <w:t>Coisas que só acontecem em condomínio 😂</w:t>
       </w:r>
     </w:p>
     <w:p>
@@ -1829,7 +1921,7 @@
         <w:rPr>
           <w:b w:val="0"/>
         </w:rPr>
-        <w:t>Só que resposta rápida não é a mesma coisa que solução registrada. No grupo, ninguém sabe quem ficou responsável, não tem prazo, e a reclamação se perde entre o áudio de 4 minutos e a foto do cachorro do vizinho.</w:t>
+        <w:t>A "noiva fantasma" que andava assombrando o prédio era, na real, a Catarina — que resolveu se enrolar na cortina e ficar admirando a rua.</w:t>
       </w:r>
     </w:p>
     <w:p>
@@ -1838,7 +1930,7 @@
         <w:rPr>
           <w:b w:val="0"/>
         </w:rPr>
-        <w:t>Já um chamado oficial fica registrado, tem prazo de resposta e permite cobrar andamento — mesmo que a resposta inicial demore um pouco mais.</w:t>
+        <w:t>E o síndico, cumprindo o papel dele, teve que mandar essa mensagem pro dono da encrenqueira (com toda educação, diga-se).</w:t>
       </w:r>
     </w:p>
     <w:p>
@@ -1847,7 +1939,16 @@
         <w:rPr>
           <w:b w:val="0"/>
         </w:rPr>
-        <w:t>Comente: CHAMADO e a gente te explica como estruturar isso no seu condomínio.</w:t>
+        <w:t>Créditos: @danilopraxedes</w:t>
+      </w:r>
+    </w:p>
+    <w:p>
+      <w:pPr/>
+      <w:r>
+        <w:rPr>
+          <w:b w:val="0"/>
+        </w:rPr>
+        <w:t>Se no seu condomínio também já rolou uma situação dessas, conta aqui nos comentários 👇</w:t>
       </w:r>
     </w:p>
     <w:p>
@@ -1865,7 +1966,7 @@
         <w:rPr>
           <w:b w:val="0"/>
         </w:rPr>
-        <w:t>S1: Seu condomínio resolve tudo pelo grupo de WhatsApp? (enquete: Sim, é assim mesmo / Não, tem canal oficial)</w:t>
+        <w:t>S1: Vocês também acham que tem "assombração" no condomínio de vocês? 👻 (caixa de pergunta)</w:t>
       </w:r>
     </w:p>
     <w:p>
@@ -1874,7 +1975,7 @@
         <w:rPr>
           <w:b w:val="0"/>
         </w:rPr>
-        <w:t>S2: A resposta completa está no post de hoje. Confere lá e comenta CHAMADO. 👆</w:t>
+        <w:t>S2: A explicação tá no post de hoje. Créditos: @danilopraxedes. 👆</w:t>
       </w:r>
     </w:p>
     <w:p>

--- a/strategia-sindicos/calendarios-editoriais/Calendario_Editorial_Strategia_Outubro2026.docx
+++ b/strategia-sindicos/calendarios-editoriais/Calendario_Editorial_Strategia_Outubro2026.docx
@@ -487,7 +487,7 @@
         <w:rPr>
           <w:b w:val="0"/>
         </w:rPr>
-        <w:t>Referência: mesma piada que estava prevista para vídeo, adaptada para carrossel/ilustração (sem necessidade de filmagem)</w:t>
+        <w:t>Referência: post estático de dúvida comum, mesmo formato do post de 02/10 (pergunta na imagem + resposta na legenda)</w:t>
       </w:r>
     </w:p>
     <w:p>
@@ -496,7 +496,7 @@
         <w:rPr>
           <w:b w:val="0"/>
         </w:rPr>
-        <w:t>Objetivo: Geração de demanda — mesmo tema de 07/10 e 21/10 (assembleia), agora em tom humorado</w:t>
+        <w:t>Objetivo: Educar de forma rápida e direta / autoridade técnica</w:t>
       </w:r>
     </w:p>
     <w:p>
@@ -505,7 +505,7 @@
         <w:rPr>
           <w:b w:val="0"/>
         </w:rPr>
-        <w:t>Temática macro: O síndico "eternizado" no cargo, porque ninguém mais quis assumir</w:t>
+        <w:t>Temática macro: Fumar dentro do apartamento pode?</w:t>
       </w:r>
     </w:p>
     <w:p>
@@ -514,7 +514,7 @@
         <w:rPr>
           <w:b w:val="0"/>
         </w:rPr>
-        <w:t>Eixo: Gatilho de humor: reconduzir o síndico no automático, só porque ninguém se candidatou · Desejo: leveza e identificação</w:t>
+        <w:t>Eixo: Dor: dúvida comum e mal resolvida no dia a dia do condomínio · Desejo: resposta clara e com respaldo na convenção</w:t>
       </w:r>
     </w:p>
     <w:p>
@@ -523,7 +523,7 @@
         <w:rPr>
           <w:b/>
         </w:rPr>
-        <w:t>Cards</w:t>
+        <w:t>Conteúdo do post</w:t>
       </w:r>
     </w:p>
     <w:p>
@@ -532,7 +532,7 @@
         <w:rPr>
           <w:b w:val="0"/>
         </w:rPr>
-        <w:t>Card 1 — Capa</w:t>
+        <w:t>Formato: post estático (pergunta na imagem + resposta na legenda)</w:t>
       </w:r>
     </w:p>
     <w:p>
@@ -541,7 +541,7 @@
         <w:rPr>
           <w:b w:val="0"/>
         </w:rPr>
-        <w:t>Headline: "Alguém se candidata a síndico?"</w:t>
+        <w:t>Headline: Fumar dentro do apartamento pode?</w:t>
       </w:r>
     </w:p>
     <w:p>
@@ -550,7 +550,7 @@
         <w:rPr>
           <w:b w:val="0"/>
         </w:rPr>
-        <w:t>Visual: ilustração leve com tom de humor — uma assembleia de condomínio, todo mundo olhando para o teto/para o lado, ninguém levanta a mão. Fundo claro.</w:t>
+        <w:t>Sub-headline: Resposta na legenda.</w:t>
       </w:r>
     </w:p>
     <w:p>
@@ -559,79 +559,7 @@
         <w:rPr>
           <w:b w:val="0"/>
         </w:rPr>
-        <w:t>Card 2</w:t>
-      </w:r>
-    </w:p>
-    <w:p>
-      <w:pPr/>
-      <w:r>
-        <w:rPr>
-          <w:b w:val="0"/>
-        </w:rPr>
-        <w:t>"..."</w:t>
-      </w:r>
-    </w:p>
-    <w:p>
-      <w:pPr/>
-      <w:r>
-        <w:rPr>
-          <w:b w:val="0"/>
-        </w:rPr>
-        <w:t>Visual: mesma cena, silêncio constrangedor, relógio marcando o tempo passando.</w:t>
-      </w:r>
-    </w:p>
-    <w:p>
-      <w:pPr/>
-      <w:r>
-        <w:rPr>
-          <w:b w:val="0"/>
-        </w:rPr>
-        <w:t>Card 3</w:t>
-      </w:r>
-    </w:p>
-    <w:p>
-      <w:pPr/>
-      <w:r>
-        <w:rPr>
-          <w:b w:val="0"/>
-        </w:rPr>
-        <w:t>"E assim, pelo quinto ano seguido, ele foi reeleito. Por unanimidade. Por falta de opção."</w:t>
-      </w:r>
-    </w:p>
-    <w:p>
-      <w:pPr/>
-      <w:r>
-        <w:rPr>
-          <w:b w:val="0"/>
-        </w:rPr>
-        <w:t>Visual: ilustração do mesmo morador de sempre, cara de resignado, sendo aplaudido sem muito entusiasmo.</w:t>
-      </w:r>
-    </w:p>
-    <w:p>
-      <w:pPr/>
-      <w:r>
-        <w:rPr>
-          <w:b w:val="0"/>
-        </w:rPr>
-        <w:t>Card 4 — CTA</w:t>
-      </w:r>
-    </w:p>
-    <w:p>
-      <w:pPr/>
-      <w:r>
-        <w:rPr>
-          <w:b w:val="0"/>
-        </w:rPr>
-        <w:t>Se a sua assembleia também "resolve" assim, talvez seja hora de considerar uma opção que não depende de ninguém topar o perrengue.</w:t>
-      </w:r>
-    </w:p>
-    <w:p>
-      <w:pPr/>
-      <w:r>
-        <w:rPr>
-          <w:b w:val="0"/>
-        </w:rPr>
-        <w:t>Comente: ASSEMBLEIA e olhe o seu direct.</w:t>
+        <w:t>Visual: cigarro/cinzeiro em ambiente de apartamento, ou fumaça saindo de uma janela em direção à janela do vizinho.</w:t>
       </w:r>
     </w:p>
     <w:p>
@@ -649,7 +577,7 @@
         <w:rPr>
           <w:b w:val="0"/>
         </w:rPr>
-        <w:t>Se a sua assembleia também "resolve" assim, talvez seja hora de considerar uma opção que não depende de ninguém topar o perrengue 😅</w:t>
+        <w:t>Fumar dentro do apartamento pode?</w:t>
       </w:r>
     </w:p>
     <w:p>
@@ -658,7 +586,7 @@
         <w:rPr>
           <w:b w:val="0"/>
         </w:rPr>
-        <w:t>Ainda dá tempo de conhecer a Strategia antes da sua assembleia.</w:t>
+        <w:t>Se está incomodando o vizinho, não pode.</w:t>
       </w:r>
     </w:p>
     <w:p>
@@ -667,7 +595,25 @@
         <w:rPr>
           <w:b w:val="0"/>
         </w:rPr>
-        <w:t>Comente: ASSEMBLEIA e olhe o seu direct.</w:t>
+        <w:t>A fumaça do cigarro se espalha facilmente entre as unidades — pela janela, pelo duto de ventilação ou até pela varanda — e pode virar motivo de reclamação formal por perturbação do sossego e incômodo à saúde de quem convive com o cheiro.</w:t>
+      </w:r>
+    </w:p>
+    <w:p>
+      <w:pPr/>
+      <w:r>
+        <w:rPr>
+          <w:b w:val="0"/>
+        </w:rPr>
+        <w:t>Muitos condomínios já preveem isso no regimento interno, com regras específicas sobre fumar em áreas privativas que afetam a convivência.</w:t>
+      </w:r>
+    </w:p>
+    <w:p>
+      <w:pPr/>
+      <w:r>
+        <w:rPr>
+          <w:b w:val="0"/>
+        </w:rPr>
+        <w:t>Ficou com dúvida sobre alguma regra do seu condomínio? Comente: CONDOMÍNIO e olhe o seu direct — nossa equipe vai te orientar.</w:t>
       </w:r>
     </w:p>
     <w:p>
@@ -685,7 +631,7 @@
         <w:rPr>
           <w:b w:val="0"/>
         </w:rPr>
-        <w:t>S1: Assembleia decidindo síndico por eliminação, alguém se identifica? 👀</w:t>
+        <w:t>S1: Seu condomínio já teve alguma reclamação sobre fumaça de cigarro? (enquete: Já, mais de uma vez / Nunca)</w:t>
       </w:r>
     </w:p>
     <w:p>
@@ -694,7 +640,7 @@
         <w:rPr>
           <w:b w:val="0"/>
         </w:rPr>
-        <w:t>S2: Confere o carrossel completo no feed e comenta ASSEMBLEIA. 👆</w:t>
+        <w:t>S2: A resposta completa está no post de hoje. Confere lá e comenta CONDOMÍNIO. 👆</w:t>
       </w:r>
     </w:p>
     <w:p>
